--- a/Supplementary Material S1. MIMIC Database DN Cohort Extraction Code.docx
+++ b/Supplementary Material S1. MIMIC Database DN Cohort Extraction Code.docx
@@ -94,8 +94,6 @@
           <w:lang w:val="en-US" w:eastAsia="zh-CN"/>
         </w:rPr>
       </w:pPr>
-      <w:bookmarkStart w:id="0" w:name="_GoBack"/>
-      <w:bookmarkEnd w:id="0"/>
       <w:r>
         <w:rPr>
           <w:rFonts w:hint="default" w:ascii="Times New Roman" w:hAnsi="Times New Roman" w:eastAsia="黑体" w:cs="Times New Roman"/>
@@ -6224,14 +6222,7 @@
           <w:rFonts w:hint="default"/>
           <w:lang w:val="en-US" w:eastAsia="zh-CN"/>
         </w:rPr>
-        <w:t>end stage renal disease</w:t>
-      </w:r>
-      <w:r>
-        <w:rPr>
-          <w:rFonts w:hint="default"/>
-          <w:lang w:val="en-US" w:eastAsia="zh-CN"/>
-        </w:rPr>
-        <w:t>' is mentioned, establish an entity view for 'chronic kidney disease'.</w:t>
+        <w:t>end stage renal disease' is mentioned, establish an entity view for 'chronic kidney disease'.</w:t>
       </w:r>
     </w:p>
     <w:p>
@@ -6369,2037 +6360,2227 @@
           <w:rFonts w:hint="default"/>
           <w:lang w:val="en-US" w:eastAsia="zh-CN"/>
         </w:rPr>
-        <w:t>Attempting to extract shared stay IDs of patients by leveraging established entities of diabetic mellitus and chronic kidney disease, followed by extracting clinical data from the bigcohort cohort</w:t>
-      </w:r>
-    </w:p>
-    <w:p>
-      <w:pPr>
-        <w:rPr>
-          <w:rFonts w:hint="default" w:ascii="Times New Roman" w:hAnsi="Times New Roman" w:eastAsia="黑体" w:cs="Times New Roman"/>
-          <w:b w:val="0"/>
-          <w:bCs w:val="0"/>
-          <w:i/>
-          <w:iCs/>
-          <w:color w:val="auto"/>
-          <w:sz w:val="20"/>
-          <w:szCs w:val="20"/>
-          <w:lang w:val="en-US" w:eastAsia="zh-CN"/>
-        </w:rPr>
-      </w:pPr>
-      <w:r>
-        <w:rPr>
-          <w:rFonts w:hint="default" w:ascii="Times New Roman" w:hAnsi="Times New Roman" w:eastAsia="黑体" w:cs="Times New Roman"/>
-          <w:b w:val="0"/>
-          <w:bCs w:val="0"/>
-          <w:i/>
-          <w:iCs/>
-          <w:color w:val="auto"/>
-          <w:sz w:val="20"/>
-          <w:szCs w:val="20"/>
-          <w:lang w:val="en-US" w:eastAsia="zh-CN"/>
-        </w:rPr>
-        <w:t>SELECT bigcohort.patienthealthsystemstayid,</w:t>
-      </w:r>
-    </w:p>
-    <w:p>
-      <w:pPr>
-        <w:rPr>
-          <w:rFonts w:hint="default" w:ascii="Times New Roman" w:hAnsi="Times New Roman" w:eastAsia="黑体" w:cs="Times New Roman"/>
-          <w:b w:val="0"/>
-          <w:bCs w:val="0"/>
-          <w:i/>
-          <w:iCs/>
-          <w:color w:val="auto"/>
-          <w:sz w:val="20"/>
-          <w:szCs w:val="20"/>
-          <w:lang w:val="en-US" w:eastAsia="zh-CN"/>
-        </w:rPr>
-      </w:pPr>
-      <w:r>
-        <w:rPr>
-          <w:rFonts w:hint="default" w:ascii="Times New Roman" w:hAnsi="Times New Roman" w:eastAsia="黑体" w:cs="Times New Roman"/>
-          <w:b w:val="0"/>
-          <w:bCs w:val="0"/>
-          <w:i/>
-          <w:iCs/>
-          <w:color w:val="auto"/>
-          <w:sz w:val="20"/>
-          <w:szCs w:val="20"/>
-          <w:lang w:val="en-US" w:eastAsia="zh-CN"/>
-        </w:rPr>
-        <w:t xml:space="preserve">    bigcohort.patientunitstayid,</w:t>
-      </w:r>
-    </w:p>
-    <w:p>
-      <w:pPr>
-        <w:rPr>
-          <w:rFonts w:hint="default" w:ascii="Times New Roman" w:hAnsi="Times New Roman" w:eastAsia="黑体" w:cs="Times New Roman"/>
-          <w:b w:val="0"/>
-          <w:bCs w:val="0"/>
-          <w:i/>
-          <w:iCs/>
-          <w:color w:val="auto"/>
-          <w:sz w:val="20"/>
-          <w:szCs w:val="20"/>
-          <w:lang w:val="en-US" w:eastAsia="zh-CN"/>
-        </w:rPr>
-      </w:pPr>
-      <w:r>
-        <w:rPr>
-          <w:rFonts w:hint="default" w:ascii="Times New Roman" w:hAnsi="Times New Roman" w:eastAsia="黑体" w:cs="Times New Roman"/>
-          <w:b w:val="0"/>
-          <w:bCs w:val="0"/>
-          <w:i/>
-          <w:iCs/>
-          <w:color w:val="auto"/>
-          <w:sz w:val="20"/>
-          <w:szCs w:val="20"/>
-          <w:lang w:val="en-US" w:eastAsia="zh-CN"/>
-        </w:rPr>
-        <w:t xml:space="preserve">    bigcohort.unitvisitnumber,</w:t>
-      </w:r>
-    </w:p>
-    <w:p>
-      <w:pPr>
-        <w:rPr>
-          <w:rFonts w:hint="default" w:ascii="Times New Roman" w:hAnsi="Times New Roman" w:eastAsia="黑体" w:cs="Times New Roman"/>
-          <w:b w:val="0"/>
-          <w:bCs w:val="0"/>
-          <w:i/>
-          <w:iCs/>
-          <w:color w:val="auto"/>
-          <w:sz w:val="20"/>
-          <w:szCs w:val="20"/>
-          <w:lang w:val="en-US" w:eastAsia="zh-CN"/>
-        </w:rPr>
-      </w:pPr>
-      <w:r>
-        <w:rPr>
-          <w:rFonts w:hint="default" w:ascii="Times New Roman" w:hAnsi="Times New Roman" w:eastAsia="黑体" w:cs="Times New Roman"/>
-          <w:b w:val="0"/>
-          <w:bCs w:val="0"/>
-          <w:i/>
-          <w:iCs/>
-          <w:color w:val="auto"/>
-          <w:sz w:val="20"/>
-          <w:szCs w:val="20"/>
-          <w:lang w:val="en-US" w:eastAsia="zh-CN"/>
-        </w:rPr>
-        <w:t xml:space="preserve">    bigcohort.hospital_los_hours,</w:t>
-      </w:r>
-    </w:p>
-    <w:p>
-      <w:pPr>
-        <w:rPr>
-          <w:rFonts w:hint="default" w:ascii="Times New Roman" w:hAnsi="Times New Roman" w:eastAsia="黑体" w:cs="Times New Roman"/>
-          <w:b w:val="0"/>
-          <w:bCs w:val="0"/>
-          <w:i/>
-          <w:iCs/>
-          <w:color w:val="auto"/>
-          <w:sz w:val="20"/>
-          <w:szCs w:val="20"/>
-          <w:lang w:val="en-US" w:eastAsia="zh-CN"/>
-        </w:rPr>
-      </w:pPr>
-      <w:r>
-        <w:rPr>
-          <w:rFonts w:hint="default" w:ascii="Times New Roman" w:hAnsi="Times New Roman" w:eastAsia="黑体" w:cs="Times New Roman"/>
-          <w:b w:val="0"/>
-          <w:bCs w:val="0"/>
-          <w:i/>
-          <w:iCs/>
-          <w:color w:val="auto"/>
-          <w:sz w:val="20"/>
-          <w:szCs w:val="20"/>
-          <w:lang w:val="en-US" w:eastAsia="zh-CN"/>
-        </w:rPr>
-        <w:t xml:space="preserve">    bigcohort.unitadmitoffset,</w:t>
-      </w:r>
-    </w:p>
-    <w:p>
-      <w:pPr>
-        <w:rPr>
-          <w:rFonts w:hint="default" w:ascii="Times New Roman" w:hAnsi="Times New Roman" w:eastAsia="黑体" w:cs="Times New Roman"/>
-          <w:b w:val="0"/>
-          <w:bCs w:val="0"/>
-          <w:i/>
-          <w:iCs/>
-          <w:color w:val="auto"/>
-          <w:sz w:val="20"/>
-          <w:szCs w:val="20"/>
-          <w:lang w:val="en-US" w:eastAsia="zh-CN"/>
-        </w:rPr>
-      </w:pPr>
-      <w:r>
-        <w:rPr>
-          <w:rFonts w:hint="default" w:ascii="Times New Roman" w:hAnsi="Times New Roman" w:eastAsia="黑体" w:cs="Times New Roman"/>
-          <w:b w:val="0"/>
-          <w:bCs w:val="0"/>
-          <w:i/>
-          <w:iCs/>
-          <w:color w:val="auto"/>
-          <w:sz w:val="20"/>
-          <w:szCs w:val="20"/>
-          <w:lang w:val="en-US" w:eastAsia="zh-CN"/>
-        </w:rPr>
-        <w:t xml:space="preserve">    bigcohort.unitdischargeoffset,</w:t>
-      </w:r>
-    </w:p>
-    <w:p>
-      <w:pPr>
-        <w:rPr>
-          <w:rFonts w:hint="default" w:ascii="Times New Roman" w:hAnsi="Times New Roman" w:eastAsia="黑体" w:cs="Times New Roman"/>
-          <w:b w:val="0"/>
-          <w:bCs w:val="0"/>
-          <w:i/>
-          <w:iCs/>
-          <w:color w:val="auto"/>
-          <w:sz w:val="20"/>
-          <w:szCs w:val="20"/>
-          <w:lang w:val="en-US" w:eastAsia="zh-CN"/>
-        </w:rPr>
-      </w:pPr>
-      <w:r>
-        <w:rPr>
-          <w:rFonts w:hint="default" w:ascii="Times New Roman" w:hAnsi="Times New Roman" w:eastAsia="黑体" w:cs="Times New Roman"/>
-          <w:b w:val="0"/>
-          <w:bCs w:val="0"/>
-          <w:i/>
-          <w:iCs/>
-          <w:color w:val="auto"/>
-          <w:sz w:val="20"/>
-          <w:szCs w:val="20"/>
-          <w:lang w:val="en-US" w:eastAsia="zh-CN"/>
-        </w:rPr>
-        <w:t xml:space="preserve">    bigcohort.age,</w:t>
-      </w:r>
-    </w:p>
-    <w:p>
-      <w:pPr>
-        <w:rPr>
-          <w:rFonts w:hint="default" w:ascii="Times New Roman" w:hAnsi="Times New Roman" w:eastAsia="黑体" w:cs="Times New Roman"/>
-          <w:b w:val="0"/>
-          <w:bCs w:val="0"/>
-          <w:i/>
-          <w:iCs/>
-          <w:color w:val="auto"/>
-          <w:sz w:val="20"/>
-          <w:szCs w:val="20"/>
-          <w:lang w:val="en-US" w:eastAsia="zh-CN"/>
-        </w:rPr>
-      </w:pPr>
-      <w:r>
-        <w:rPr>
-          <w:rFonts w:hint="default" w:ascii="Times New Roman" w:hAnsi="Times New Roman" w:eastAsia="黑体" w:cs="Times New Roman"/>
-          <w:b w:val="0"/>
-          <w:bCs w:val="0"/>
-          <w:i/>
-          <w:iCs/>
-          <w:color w:val="auto"/>
-          <w:sz w:val="20"/>
-          <w:szCs w:val="20"/>
-          <w:lang w:val="en-US" w:eastAsia="zh-CN"/>
-        </w:rPr>
-        <w:t xml:space="preserve">    bigcohort.hosp_mort,</w:t>
-      </w:r>
-    </w:p>
-    <w:p>
-      <w:pPr>
-        <w:rPr>
-          <w:rFonts w:hint="default" w:ascii="Times New Roman" w:hAnsi="Times New Roman" w:eastAsia="黑体" w:cs="Times New Roman"/>
-          <w:b w:val="0"/>
-          <w:bCs w:val="0"/>
-          <w:i/>
-          <w:iCs/>
-          <w:color w:val="auto"/>
-          <w:sz w:val="20"/>
-          <w:szCs w:val="20"/>
-          <w:lang w:val="en-US" w:eastAsia="zh-CN"/>
-        </w:rPr>
-      </w:pPr>
-      <w:r>
-        <w:rPr>
-          <w:rFonts w:hint="default" w:ascii="Times New Roman" w:hAnsi="Times New Roman" w:eastAsia="黑体" w:cs="Times New Roman"/>
-          <w:b w:val="0"/>
-          <w:bCs w:val="0"/>
-          <w:i/>
-          <w:iCs/>
-          <w:color w:val="auto"/>
-          <w:sz w:val="20"/>
-          <w:szCs w:val="20"/>
-          <w:lang w:val="en-US" w:eastAsia="zh-CN"/>
-        </w:rPr>
-        <w:t xml:space="preserve">    bigcohort.gender,</w:t>
-      </w:r>
-    </w:p>
-    <w:p>
-      <w:pPr>
-        <w:rPr>
-          <w:rFonts w:hint="default" w:ascii="Times New Roman" w:hAnsi="Times New Roman" w:eastAsia="黑体" w:cs="Times New Roman"/>
-          <w:b w:val="0"/>
-          <w:bCs w:val="0"/>
-          <w:i/>
-          <w:iCs/>
-          <w:color w:val="auto"/>
-          <w:sz w:val="20"/>
-          <w:szCs w:val="20"/>
-          <w:lang w:val="en-US" w:eastAsia="zh-CN"/>
-        </w:rPr>
-      </w:pPr>
-      <w:r>
-        <w:rPr>
-          <w:rFonts w:hint="default" w:ascii="Times New Roman" w:hAnsi="Times New Roman" w:eastAsia="黑体" w:cs="Times New Roman"/>
-          <w:b w:val="0"/>
-          <w:bCs w:val="0"/>
-          <w:i/>
-          <w:iCs/>
-          <w:color w:val="auto"/>
-          <w:sz w:val="20"/>
-          <w:szCs w:val="20"/>
-          <w:lang w:val="en-US" w:eastAsia="zh-CN"/>
-        </w:rPr>
-        <w:t xml:space="preserve">    bigcohort.ethnicity,</w:t>
-      </w:r>
-    </w:p>
-    <w:p>
-      <w:pPr>
-        <w:rPr>
-          <w:rFonts w:hint="default" w:ascii="Times New Roman" w:hAnsi="Times New Roman" w:eastAsia="黑体" w:cs="Times New Roman"/>
-          <w:b w:val="0"/>
-          <w:bCs w:val="0"/>
-          <w:i/>
-          <w:iCs/>
-          <w:color w:val="auto"/>
-          <w:sz w:val="20"/>
-          <w:szCs w:val="20"/>
-          <w:lang w:val="en-US" w:eastAsia="zh-CN"/>
-        </w:rPr>
-      </w:pPr>
-      <w:r>
-        <w:rPr>
-          <w:rFonts w:hint="default" w:ascii="Times New Roman" w:hAnsi="Times New Roman" w:eastAsia="黑体" w:cs="Times New Roman"/>
-          <w:b w:val="0"/>
-          <w:bCs w:val="0"/>
-          <w:i/>
-          <w:iCs/>
-          <w:color w:val="auto"/>
-          <w:sz w:val="20"/>
-          <w:szCs w:val="20"/>
-          <w:lang w:val="en-US" w:eastAsia="zh-CN"/>
-        </w:rPr>
-        <w:t xml:space="preserve">    bigcohort.admissionheight,</w:t>
-      </w:r>
-    </w:p>
-    <w:p>
-      <w:pPr>
-        <w:rPr>
-          <w:rFonts w:hint="default" w:ascii="Times New Roman" w:hAnsi="Times New Roman" w:eastAsia="黑体" w:cs="Times New Roman"/>
-          <w:b w:val="0"/>
-          <w:bCs w:val="0"/>
-          <w:i/>
-          <w:iCs/>
-          <w:color w:val="auto"/>
-          <w:sz w:val="20"/>
-          <w:szCs w:val="20"/>
-          <w:lang w:val="en-US" w:eastAsia="zh-CN"/>
-        </w:rPr>
-      </w:pPr>
-      <w:r>
-        <w:rPr>
-          <w:rFonts w:hint="default" w:ascii="Times New Roman" w:hAnsi="Times New Roman" w:eastAsia="黑体" w:cs="Times New Roman"/>
-          <w:b w:val="0"/>
-          <w:bCs w:val="0"/>
-          <w:i/>
-          <w:iCs/>
-          <w:color w:val="auto"/>
-          <w:sz w:val="20"/>
-          <w:szCs w:val="20"/>
-          <w:lang w:val="en-US" w:eastAsia="zh-CN"/>
-        </w:rPr>
-        <w:t xml:space="preserve">    bigcohort.admissionweight,</w:t>
-      </w:r>
-    </w:p>
-    <w:p>
-      <w:pPr>
-        <w:rPr>
-          <w:rFonts w:hint="default" w:ascii="Times New Roman" w:hAnsi="Times New Roman" w:eastAsia="黑体" w:cs="Times New Roman"/>
-          <w:b w:val="0"/>
-          <w:bCs w:val="0"/>
-          <w:i/>
-          <w:iCs/>
-          <w:color w:val="auto"/>
-          <w:sz w:val="20"/>
-          <w:szCs w:val="20"/>
-          <w:lang w:val="en-US" w:eastAsia="zh-CN"/>
-        </w:rPr>
-      </w:pPr>
-      <w:r>
-        <w:rPr>
-          <w:rFonts w:hint="default" w:ascii="Times New Roman" w:hAnsi="Times New Roman" w:eastAsia="黑体" w:cs="Times New Roman"/>
-          <w:b w:val="0"/>
-          <w:bCs w:val="0"/>
-          <w:i/>
-          <w:iCs/>
-          <w:color w:val="auto"/>
-          <w:sz w:val="20"/>
-          <w:szCs w:val="20"/>
-          <w:lang w:val="en-US" w:eastAsia="zh-CN"/>
-        </w:rPr>
-        <w:t xml:space="preserve">    bigcohort.icu_los_hours,</w:t>
-      </w:r>
-    </w:p>
-    <w:p>
-      <w:pPr>
-        <w:rPr>
-          <w:rFonts w:hint="default" w:ascii="Times New Roman" w:hAnsi="Times New Roman" w:eastAsia="黑体" w:cs="Times New Roman"/>
-          <w:b w:val="0"/>
-          <w:bCs w:val="0"/>
-          <w:i/>
-          <w:iCs/>
-          <w:color w:val="auto"/>
-          <w:sz w:val="20"/>
-          <w:szCs w:val="20"/>
-          <w:lang w:val="en-US" w:eastAsia="zh-CN"/>
-        </w:rPr>
-      </w:pPr>
-      <w:r>
-        <w:rPr>
-          <w:rFonts w:hint="default" w:ascii="Times New Roman" w:hAnsi="Times New Roman" w:eastAsia="黑体" w:cs="Times New Roman"/>
-          <w:b w:val="0"/>
-          <w:bCs w:val="0"/>
-          <w:i/>
-          <w:iCs/>
-          <w:color w:val="auto"/>
-          <w:sz w:val="20"/>
-          <w:szCs w:val="20"/>
-          <w:lang w:val="en-US" w:eastAsia="zh-CN"/>
-        </w:rPr>
-        <w:t xml:space="preserve">    bigcohort.intubated,</w:t>
-      </w:r>
-    </w:p>
-    <w:p>
-      <w:pPr>
-        <w:rPr>
-          <w:rFonts w:hint="default" w:ascii="Times New Roman" w:hAnsi="Times New Roman" w:eastAsia="黑体" w:cs="Times New Roman"/>
-          <w:b w:val="0"/>
-          <w:bCs w:val="0"/>
-          <w:i/>
-          <w:iCs/>
-          <w:color w:val="auto"/>
-          <w:sz w:val="20"/>
-          <w:szCs w:val="20"/>
-          <w:lang w:val="en-US" w:eastAsia="zh-CN"/>
-        </w:rPr>
-      </w:pPr>
-      <w:r>
-        <w:rPr>
-          <w:rFonts w:hint="default" w:ascii="Times New Roman" w:hAnsi="Times New Roman" w:eastAsia="黑体" w:cs="Times New Roman"/>
-          <w:b w:val="0"/>
-          <w:bCs w:val="0"/>
-          <w:i/>
-          <w:iCs/>
-          <w:color w:val="auto"/>
-          <w:sz w:val="20"/>
-          <w:szCs w:val="20"/>
-          <w:lang w:val="en-US" w:eastAsia="zh-CN"/>
-        </w:rPr>
-        <w:t xml:space="preserve">    bigcohort.vent,</w:t>
-      </w:r>
-    </w:p>
-    <w:p>
-      <w:pPr>
-        <w:rPr>
-          <w:rFonts w:hint="default" w:ascii="Times New Roman" w:hAnsi="Times New Roman" w:eastAsia="黑体" w:cs="Times New Roman"/>
-          <w:b w:val="0"/>
-          <w:bCs w:val="0"/>
-          <w:i/>
-          <w:iCs/>
-          <w:color w:val="auto"/>
-          <w:sz w:val="20"/>
-          <w:szCs w:val="20"/>
-          <w:lang w:val="en-US" w:eastAsia="zh-CN"/>
-        </w:rPr>
-      </w:pPr>
-      <w:r>
-        <w:rPr>
-          <w:rFonts w:hint="default" w:ascii="Times New Roman" w:hAnsi="Times New Roman" w:eastAsia="黑体" w:cs="Times New Roman"/>
-          <w:b w:val="0"/>
-          <w:bCs w:val="0"/>
-          <w:i/>
-          <w:iCs/>
-          <w:color w:val="auto"/>
-          <w:sz w:val="20"/>
-          <w:szCs w:val="20"/>
-          <w:lang w:val="en-US" w:eastAsia="zh-CN"/>
-        </w:rPr>
-        <w:t xml:space="preserve">    bigcohort.dialysis,</w:t>
-      </w:r>
-    </w:p>
-    <w:p>
-      <w:pPr>
-        <w:rPr>
-          <w:rFonts w:hint="default" w:ascii="Times New Roman" w:hAnsi="Times New Roman" w:eastAsia="黑体" w:cs="Times New Roman"/>
-          <w:b w:val="0"/>
-          <w:bCs w:val="0"/>
-          <w:i/>
-          <w:iCs/>
-          <w:color w:val="auto"/>
-          <w:sz w:val="20"/>
-          <w:szCs w:val="20"/>
-          <w:lang w:val="en-US" w:eastAsia="zh-CN"/>
-        </w:rPr>
-      </w:pPr>
-      <w:r>
-        <w:rPr>
-          <w:rFonts w:hint="default" w:ascii="Times New Roman" w:hAnsi="Times New Roman" w:eastAsia="黑体" w:cs="Times New Roman"/>
-          <w:b w:val="0"/>
-          <w:bCs w:val="0"/>
-          <w:i/>
-          <w:iCs/>
-          <w:color w:val="auto"/>
-          <w:sz w:val="20"/>
-          <w:szCs w:val="20"/>
-          <w:lang w:val="en-US" w:eastAsia="zh-CN"/>
-        </w:rPr>
-        <w:t xml:space="preserve">    bigcohort.verbal,</w:t>
-      </w:r>
-    </w:p>
-    <w:p>
-      <w:pPr>
-        <w:rPr>
-          <w:rFonts w:hint="default" w:ascii="Times New Roman" w:hAnsi="Times New Roman" w:eastAsia="黑体" w:cs="Times New Roman"/>
-          <w:b w:val="0"/>
-          <w:bCs w:val="0"/>
-          <w:i/>
-          <w:iCs/>
-          <w:color w:val="auto"/>
-          <w:sz w:val="20"/>
-          <w:szCs w:val="20"/>
-          <w:lang w:val="en-US" w:eastAsia="zh-CN"/>
-        </w:rPr>
-      </w:pPr>
-      <w:r>
-        <w:rPr>
-          <w:rFonts w:hint="default" w:ascii="Times New Roman" w:hAnsi="Times New Roman" w:eastAsia="黑体" w:cs="Times New Roman"/>
-          <w:b w:val="0"/>
-          <w:bCs w:val="0"/>
-          <w:i/>
-          <w:iCs/>
-          <w:color w:val="auto"/>
-          <w:sz w:val="20"/>
-          <w:szCs w:val="20"/>
-          <w:lang w:val="en-US" w:eastAsia="zh-CN"/>
-        </w:rPr>
-        <w:t xml:space="preserve">    bigcohort.meds,</w:t>
-      </w:r>
-    </w:p>
-    <w:p>
-      <w:pPr>
-        <w:rPr>
-          <w:rFonts w:hint="default" w:ascii="Times New Roman" w:hAnsi="Times New Roman" w:eastAsia="黑体" w:cs="Times New Roman"/>
-          <w:b w:val="0"/>
-          <w:bCs w:val="0"/>
-          <w:i/>
-          <w:iCs/>
-          <w:color w:val="auto"/>
-          <w:sz w:val="20"/>
-          <w:szCs w:val="20"/>
-          <w:lang w:val="en-US" w:eastAsia="zh-CN"/>
-        </w:rPr>
-      </w:pPr>
-      <w:r>
-        <w:rPr>
-          <w:rFonts w:hint="default" w:ascii="Times New Roman" w:hAnsi="Times New Roman" w:eastAsia="黑体" w:cs="Times New Roman"/>
-          <w:b w:val="0"/>
-          <w:bCs w:val="0"/>
-          <w:i/>
-          <w:iCs/>
-          <w:color w:val="auto"/>
-          <w:sz w:val="20"/>
-          <w:szCs w:val="20"/>
-          <w:lang w:val="en-US" w:eastAsia="zh-CN"/>
-        </w:rPr>
-        <w:t xml:space="preserve">    bigcohort.urine,</w:t>
-      </w:r>
-    </w:p>
-    <w:p>
-      <w:pPr>
-        <w:rPr>
-          <w:rFonts w:hint="default" w:ascii="Times New Roman" w:hAnsi="Times New Roman" w:eastAsia="黑体" w:cs="Times New Roman"/>
-          <w:b w:val="0"/>
-          <w:bCs w:val="0"/>
-          <w:i/>
-          <w:iCs/>
-          <w:color w:val="auto"/>
-          <w:sz w:val="20"/>
-          <w:szCs w:val="20"/>
-          <w:lang w:val="en-US" w:eastAsia="zh-CN"/>
-        </w:rPr>
-      </w:pPr>
-      <w:r>
-        <w:rPr>
-          <w:rFonts w:hint="default" w:ascii="Times New Roman" w:hAnsi="Times New Roman" w:eastAsia="黑体" w:cs="Times New Roman"/>
-          <w:b w:val="0"/>
-          <w:bCs w:val="0"/>
-          <w:i/>
-          <w:iCs/>
-          <w:color w:val="auto"/>
-          <w:sz w:val="20"/>
-          <w:szCs w:val="20"/>
-          <w:lang w:val="en-US" w:eastAsia="zh-CN"/>
-        </w:rPr>
-        <w:t xml:space="preserve">    bigcohort.wbc,</w:t>
-      </w:r>
-    </w:p>
-    <w:p>
-      <w:pPr>
-        <w:rPr>
-          <w:rFonts w:hint="default" w:ascii="Times New Roman" w:hAnsi="Times New Roman" w:eastAsia="黑体" w:cs="Times New Roman"/>
-          <w:b w:val="0"/>
-          <w:bCs w:val="0"/>
-          <w:i/>
-          <w:iCs/>
-          <w:color w:val="auto"/>
-          <w:sz w:val="20"/>
-          <w:szCs w:val="20"/>
-          <w:lang w:val="en-US" w:eastAsia="zh-CN"/>
-        </w:rPr>
-      </w:pPr>
-      <w:r>
-        <w:rPr>
-          <w:rFonts w:hint="default" w:ascii="Times New Roman" w:hAnsi="Times New Roman" w:eastAsia="黑体" w:cs="Times New Roman"/>
-          <w:b w:val="0"/>
-          <w:bCs w:val="0"/>
-          <w:i/>
-          <w:iCs/>
-          <w:color w:val="auto"/>
-          <w:sz w:val="20"/>
-          <w:szCs w:val="20"/>
-          <w:lang w:val="en-US" w:eastAsia="zh-CN"/>
-        </w:rPr>
-        <w:t xml:space="preserve">    bigcohort.temperature,</w:t>
-      </w:r>
-    </w:p>
-    <w:p>
-      <w:pPr>
-        <w:rPr>
-          <w:rFonts w:hint="default" w:ascii="Times New Roman" w:hAnsi="Times New Roman" w:eastAsia="黑体" w:cs="Times New Roman"/>
-          <w:b w:val="0"/>
-          <w:bCs w:val="0"/>
-          <w:i/>
-          <w:iCs/>
-          <w:color w:val="auto"/>
-          <w:sz w:val="20"/>
-          <w:szCs w:val="20"/>
-          <w:lang w:val="en-US" w:eastAsia="zh-CN"/>
-        </w:rPr>
-      </w:pPr>
-      <w:r>
-        <w:rPr>
-          <w:rFonts w:hint="default" w:ascii="Times New Roman" w:hAnsi="Times New Roman" w:eastAsia="黑体" w:cs="Times New Roman"/>
-          <w:b w:val="0"/>
-          <w:bCs w:val="0"/>
-          <w:i/>
-          <w:iCs/>
-          <w:color w:val="auto"/>
-          <w:sz w:val="20"/>
-          <w:szCs w:val="20"/>
-          <w:lang w:val="en-US" w:eastAsia="zh-CN"/>
-        </w:rPr>
-        <w:t xml:space="preserve">    bigcohort.respiratoryrate,</w:t>
-      </w:r>
-    </w:p>
-    <w:p>
-      <w:pPr>
-        <w:rPr>
-          <w:rFonts w:hint="default" w:ascii="Times New Roman" w:hAnsi="Times New Roman" w:eastAsia="黑体" w:cs="Times New Roman"/>
-          <w:b w:val="0"/>
-          <w:bCs w:val="0"/>
-          <w:i/>
-          <w:iCs/>
-          <w:color w:val="auto"/>
-          <w:sz w:val="20"/>
-          <w:szCs w:val="20"/>
-          <w:lang w:val="en-US" w:eastAsia="zh-CN"/>
-        </w:rPr>
-      </w:pPr>
-      <w:r>
-        <w:rPr>
-          <w:rFonts w:hint="default" w:ascii="Times New Roman" w:hAnsi="Times New Roman" w:eastAsia="黑体" w:cs="Times New Roman"/>
-          <w:b w:val="0"/>
-          <w:bCs w:val="0"/>
-          <w:i/>
-          <w:iCs/>
-          <w:color w:val="auto"/>
-          <w:sz w:val="20"/>
-          <w:szCs w:val="20"/>
-          <w:lang w:val="en-US" w:eastAsia="zh-CN"/>
-        </w:rPr>
-        <w:t xml:space="preserve">    bigcohort.sodium,</w:t>
-      </w:r>
-    </w:p>
-    <w:p>
-      <w:pPr>
-        <w:rPr>
-          <w:rFonts w:hint="default" w:ascii="Times New Roman" w:hAnsi="Times New Roman" w:eastAsia="黑体" w:cs="Times New Roman"/>
-          <w:b w:val="0"/>
-          <w:bCs w:val="0"/>
-          <w:i/>
-          <w:iCs/>
-          <w:color w:val="auto"/>
-          <w:sz w:val="20"/>
-          <w:szCs w:val="20"/>
-          <w:lang w:val="en-US" w:eastAsia="zh-CN"/>
-        </w:rPr>
-      </w:pPr>
-      <w:r>
-        <w:rPr>
-          <w:rFonts w:hint="default" w:ascii="Times New Roman" w:hAnsi="Times New Roman" w:eastAsia="黑体" w:cs="Times New Roman"/>
-          <w:b w:val="0"/>
-          <w:bCs w:val="0"/>
-          <w:i/>
-          <w:iCs/>
-          <w:color w:val="auto"/>
-          <w:sz w:val="20"/>
-          <w:szCs w:val="20"/>
-          <w:lang w:val="en-US" w:eastAsia="zh-CN"/>
-        </w:rPr>
-        <w:t xml:space="preserve">    bigcohort.heartrate,</w:t>
-      </w:r>
-    </w:p>
-    <w:p>
-      <w:pPr>
-        <w:rPr>
-          <w:rFonts w:hint="default" w:ascii="Times New Roman" w:hAnsi="Times New Roman" w:eastAsia="黑体" w:cs="Times New Roman"/>
-          <w:b w:val="0"/>
-          <w:bCs w:val="0"/>
-          <w:i/>
-          <w:iCs/>
-          <w:color w:val="auto"/>
-          <w:sz w:val="20"/>
-          <w:szCs w:val="20"/>
-          <w:lang w:val="en-US" w:eastAsia="zh-CN"/>
-        </w:rPr>
-      </w:pPr>
-      <w:r>
-        <w:rPr>
-          <w:rFonts w:hint="default" w:ascii="Times New Roman" w:hAnsi="Times New Roman" w:eastAsia="黑体" w:cs="Times New Roman"/>
-          <w:b w:val="0"/>
-          <w:bCs w:val="0"/>
-          <w:i/>
-          <w:iCs/>
-          <w:color w:val="auto"/>
-          <w:sz w:val="20"/>
-          <w:szCs w:val="20"/>
-          <w:lang w:val="en-US" w:eastAsia="zh-CN"/>
-        </w:rPr>
-        <w:t xml:space="preserve">    bigcohort.meanbp,</w:t>
-      </w:r>
-    </w:p>
-    <w:p>
-      <w:pPr>
-        <w:rPr>
-          <w:rFonts w:hint="default" w:ascii="Times New Roman" w:hAnsi="Times New Roman" w:eastAsia="黑体" w:cs="Times New Roman"/>
-          <w:b w:val="0"/>
-          <w:bCs w:val="0"/>
-          <w:i/>
-          <w:iCs/>
-          <w:color w:val="auto"/>
-          <w:sz w:val="20"/>
-          <w:szCs w:val="20"/>
-          <w:lang w:val="en-US" w:eastAsia="zh-CN"/>
-        </w:rPr>
-      </w:pPr>
-      <w:r>
-        <w:rPr>
-          <w:rFonts w:hint="default" w:ascii="Times New Roman" w:hAnsi="Times New Roman" w:eastAsia="黑体" w:cs="Times New Roman"/>
-          <w:b w:val="0"/>
-          <w:bCs w:val="0"/>
-          <w:i/>
-          <w:iCs/>
-          <w:color w:val="auto"/>
-          <w:sz w:val="20"/>
-          <w:szCs w:val="20"/>
-          <w:lang w:val="en-US" w:eastAsia="zh-CN"/>
-        </w:rPr>
-        <w:t xml:space="preserve">    bigcohort.hematocrit,</w:t>
-      </w:r>
-    </w:p>
-    <w:p>
-      <w:pPr>
-        <w:rPr>
-          <w:rFonts w:hint="default" w:ascii="Times New Roman" w:hAnsi="Times New Roman" w:eastAsia="黑体" w:cs="Times New Roman"/>
-          <w:b w:val="0"/>
-          <w:bCs w:val="0"/>
-          <w:i/>
-          <w:iCs/>
-          <w:color w:val="auto"/>
-          <w:sz w:val="20"/>
-          <w:szCs w:val="20"/>
-          <w:lang w:val="en-US" w:eastAsia="zh-CN"/>
-        </w:rPr>
-      </w:pPr>
-      <w:r>
-        <w:rPr>
-          <w:rFonts w:hint="default" w:ascii="Times New Roman" w:hAnsi="Times New Roman" w:eastAsia="黑体" w:cs="Times New Roman"/>
-          <w:b w:val="0"/>
-          <w:bCs w:val="0"/>
-          <w:i/>
-          <w:iCs/>
-          <w:color w:val="auto"/>
-          <w:sz w:val="20"/>
-          <w:szCs w:val="20"/>
-          <w:lang w:val="en-US" w:eastAsia="zh-CN"/>
-        </w:rPr>
-        <w:t xml:space="preserve">    bigcohort.ph,</w:t>
-      </w:r>
-    </w:p>
-    <w:p>
-      <w:pPr>
-        <w:rPr>
-          <w:rFonts w:hint="default" w:ascii="Times New Roman" w:hAnsi="Times New Roman" w:eastAsia="黑体" w:cs="Times New Roman"/>
-          <w:b w:val="0"/>
-          <w:bCs w:val="0"/>
-          <w:i/>
-          <w:iCs/>
-          <w:color w:val="auto"/>
-          <w:sz w:val="20"/>
-          <w:szCs w:val="20"/>
-          <w:lang w:val="en-US" w:eastAsia="zh-CN"/>
-        </w:rPr>
-      </w:pPr>
-      <w:r>
-        <w:rPr>
-          <w:rFonts w:hint="default" w:ascii="Times New Roman" w:hAnsi="Times New Roman" w:eastAsia="黑体" w:cs="Times New Roman"/>
-          <w:b w:val="0"/>
-          <w:bCs w:val="0"/>
-          <w:i/>
-          <w:iCs/>
-          <w:color w:val="auto"/>
-          <w:sz w:val="20"/>
-          <w:szCs w:val="20"/>
-          <w:lang w:val="en-US" w:eastAsia="zh-CN"/>
-        </w:rPr>
-        <w:t xml:space="preserve">    bigcohort.creatinine,</w:t>
-      </w:r>
-    </w:p>
-    <w:p>
-      <w:pPr>
-        <w:rPr>
-          <w:rFonts w:hint="default" w:ascii="Times New Roman" w:hAnsi="Times New Roman" w:eastAsia="黑体" w:cs="Times New Roman"/>
-          <w:b w:val="0"/>
-          <w:bCs w:val="0"/>
-          <w:i/>
-          <w:iCs/>
-          <w:color w:val="auto"/>
-          <w:sz w:val="20"/>
-          <w:szCs w:val="20"/>
-          <w:lang w:val="en-US" w:eastAsia="zh-CN"/>
-        </w:rPr>
-      </w:pPr>
-      <w:r>
-        <w:rPr>
-          <w:rFonts w:hint="default" w:ascii="Times New Roman" w:hAnsi="Times New Roman" w:eastAsia="黑体" w:cs="Times New Roman"/>
-          <w:b w:val="0"/>
-          <w:bCs w:val="0"/>
-          <w:i/>
-          <w:iCs/>
-          <w:color w:val="auto"/>
-          <w:sz w:val="20"/>
-          <w:szCs w:val="20"/>
-          <w:lang w:val="en-US" w:eastAsia="zh-CN"/>
-        </w:rPr>
-        <w:t xml:space="preserve">    bigcohort.albumin,</w:t>
-      </w:r>
-    </w:p>
-    <w:p>
-      <w:pPr>
-        <w:rPr>
-          <w:rFonts w:hint="default" w:ascii="Times New Roman" w:hAnsi="Times New Roman" w:eastAsia="黑体" w:cs="Times New Roman"/>
-          <w:b w:val="0"/>
-          <w:bCs w:val="0"/>
-          <w:i/>
-          <w:iCs/>
-          <w:color w:val="auto"/>
-          <w:sz w:val="20"/>
-          <w:szCs w:val="20"/>
-          <w:lang w:val="en-US" w:eastAsia="zh-CN"/>
-        </w:rPr>
-      </w:pPr>
-      <w:r>
-        <w:rPr>
-          <w:rFonts w:hint="default" w:ascii="Times New Roman" w:hAnsi="Times New Roman" w:eastAsia="黑体" w:cs="Times New Roman"/>
-          <w:b w:val="0"/>
-          <w:bCs w:val="0"/>
-          <w:i/>
-          <w:iCs/>
-          <w:color w:val="auto"/>
-          <w:sz w:val="20"/>
-          <w:szCs w:val="20"/>
-          <w:lang w:val="en-US" w:eastAsia="zh-CN"/>
-        </w:rPr>
-        <w:t xml:space="preserve">    bigcohort.bun,</w:t>
-      </w:r>
-    </w:p>
-    <w:p>
-      <w:pPr>
-        <w:rPr>
-          <w:rFonts w:hint="default" w:ascii="Times New Roman" w:hAnsi="Times New Roman" w:eastAsia="黑体" w:cs="Times New Roman"/>
-          <w:b w:val="0"/>
-          <w:bCs w:val="0"/>
-          <w:i/>
-          <w:iCs/>
-          <w:color w:val="auto"/>
-          <w:sz w:val="20"/>
-          <w:szCs w:val="20"/>
-          <w:lang w:val="en-US" w:eastAsia="zh-CN"/>
-        </w:rPr>
-      </w:pPr>
-      <w:r>
-        <w:rPr>
-          <w:rFonts w:hint="default" w:ascii="Times New Roman" w:hAnsi="Times New Roman" w:eastAsia="黑体" w:cs="Times New Roman"/>
-          <w:b w:val="0"/>
-          <w:bCs w:val="0"/>
-          <w:i/>
-          <w:iCs/>
-          <w:color w:val="auto"/>
-          <w:sz w:val="20"/>
-          <w:szCs w:val="20"/>
-          <w:lang w:val="en-US" w:eastAsia="zh-CN"/>
-        </w:rPr>
-        <w:t xml:space="preserve">    bigcohort.glucose,</w:t>
-      </w:r>
-    </w:p>
-    <w:p>
-      <w:pPr>
-        <w:rPr>
-          <w:rFonts w:hint="default" w:ascii="Times New Roman" w:hAnsi="Times New Roman" w:eastAsia="黑体" w:cs="Times New Roman"/>
-          <w:b w:val="0"/>
-          <w:bCs w:val="0"/>
-          <w:i/>
-          <w:iCs/>
-          <w:color w:val="auto"/>
-          <w:sz w:val="20"/>
-          <w:szCs w:val="20"/>
-          <w:lang w:val="en-US" w:eastAsia="zh-CN"/>
-        </w:rPr>
-      </w:pPr>
-      <w:r>
-        <w:rPr>
-          <w:rFonts w:hint="default" w:ascii="Times New Roman" w:hAnsi="Times New Roman" w:eastAsia="黑体" w:cs="Times New Roman"/>
-          <w:b w:val="0"/>
-          <w:bCs w:val="0"/>
-          <w:i/>
-          <w:iCs/>
-          <w:color w:val="auto"/>
-          <w:sz w:val="20"/>
-          <w:szCs w:val="20"/>
-          <w:lang w:val="en-US" w:eastAsia="zh-CN"/>
-        </w:rPr>
-        <w:t xml:space="preserve">    bigcohort.bilirubin,</w:t>
-      </w:r>
-    </w:p>
-    <w:p>
-      <w:pPr>
-        <w:rPr>
-          <w:rFonts w:hint="default" w:ascii="Times New Roman" w:hAnsi="Times New Roman" w:eastAsia="黑体" w:cs="Times New Roman"/>
-          <w:b w:val="0"/>
-          <w:bCs w:val="0"/>
-          <w:i/>
-          <w:iCs/>
-          <w:color w:val="auto"/>
-          <w:sz w:val="20"/>
-          <w:szCs w:val="20"/>
-          <w:lang w:val="en-US" w:eastAsia="zh-CN"/>
-        </w:rPr>
-      </w:pPr>
-      <w:r>
-        <w:rPr>
-          <w:rFonts w:hint="default" w:ascii="Times New Roman" w:hAnsi="Times New Roman" w:eastAsia="黑体" w:cs="Times New Roman"/>
-          <w:b w:val="0"/>
-          <w:bCs w:val="0"/>
-          <w:i/>
-          <w:iCs/>
-          <w:color w:val="auto"/>
-          <w:sz w:val="20"/>
-          <w:szCs w:val="20"/>
-          <w:lang w:val="en-US" w:eastAsia="zh-CN"/>
-        </w:rPr>
-        <w:t xml:space="preserve">    bigcohort.saps3day1,</w:t>
-      </w:r>
-    </w:p>
-    <w:p>
-      <w:pPr>
-        <w:rPr>
-          <w:rFonts w:hint="default" w:ascii="Times New Roman" w:hAnsi="Times New Roman" w:eastAsia="黑体" w:cs="Times New Roman"/>
-          <w:b w:val="0"/>
-          <w:bCs w:val="0"/>
-          <w:i/>
-          <w:iCs/>
-          <w:color w:val="auto"/>
-          <w:sz w:val="20"/>
-          <w:szCs w:val="20"/>
-          <w:lang w:val="en-US" w:eastAsia="zh-CN"/>
-        </w:rPr>
-      </w:pPr>
-      <w:r>
-        <w:rPr>
-          <w:rFonts w:hint="default" w:ascii="Times New Roman" w:hAnsi="Times New Roman" w:eastAsia="黑体" w:cs="Times New Roman"/>
-          <w:b w:val="0"/>
-          <w:bCs w:val="0"/>
-          <w:i/>
-          <w:iCs/>
-          <w:color w:val="auto"/>
-          <w:sz w:val="20"/>
-          <w:szCs w:val="20"/>
-          <w:lang w:val="en-US" w:eastAsia="zh-CN"/>
-        </w:rPr>
-        <w:t xml:space="preserve">    bigcohort.saps3today,</w:t>
-      </w:r>
-    </w:p>
-    <w:p>
-      <w:pPr>
-        <w:rPr>
-          <w:rFonts w:hint="default" w:ascii="Times New Roman" w:hAnsi="Times New Roman" w:eastAsia="黑体" w:cs="Times New Roman"/>
-          <w:b w:val="0"/>
-          <w:bCs w:val="0"/>
-          <w:i/>
-          <w:iCs/>
-          <w:color w:val="auto"/>
-          <w:sz w:val="20"/>
-          <w:szCs w:val="20"/>
-          <w:lang w:val="en-US" w:eastAsia="zh-CN"/>
-        </w:rPr>
-      </w:pPr>
-      <w:r>
-        <w:rPr>
-          <w:rFonts w:hint="default" w:ascii="Times New Roman" w:hAnsi="Times New Roman" w:eastAsia="黑体" w:cs="Times New Roman"/>
-          <w:b w:val="0"/>
-          <w:bCs w:val="0"/>
-          <w:i/>
-          <w:iCs/>
-          <w:color w:val="auto"/>
-          <w:sz w:val="20"/>
-          <w:szCs w:val="20"/>
-          <w:lang w:val="en-US" w:eastAsia="zh-CN"/>
-        </w:rPr>
-        <w:t xml:space="preserve">    bigcohort.saps3yesterday,</w:t>
-      </w:r>
-    </w:p>
-    <w:p>
-      <w:pPr>
-        <w:rPr>
-          <w:rFonts w:hint="default" w:ascii="Times New Roman" w:hAnsi="Times New Roman" w:eastAsia="黑体" w:cs="Times New Roman"/>
-          <w:b w:val="0"/>
-          <w:bCs w:val="0"/>
-          <w:i/>
-          <w:iCs/>
-          <w:color w:val="auto"/>
-          <w:sz w:val="20"/>
-          <w:szCs w:val="20"/>
-          <w:lang w:val="en-US" w:eastAsia="zh-CN"/>
-        </w:rPr>
-      </w:pPr>
-      <w:r>
-        <w:rPr>
-          <w:rFonts w:hint="default" w:ascii="Times New Roman" w:hAnsi="Times New Roman" w:eastAsia="黑体" w:cs="Times New Roman"/>
-          <w:b w:val="0"/>
-          <w:bCs w:val="0"/>
-          <w:i/>
-          <w:iCs/>
-          <w:color w:val="auto"/>
-          <w:sz w:val="20"/>
-          <w:szCs w:val="20"/>
-          <w:lang w:val="en-US" w:eastAsia="zh-CN"/>
-        </w:rPr>
-        <w:t xml:space="preserve">    bigcohort.diabetes,</w:t>
-      </w:r>
-    </w:p>
-    <w:p>
-      <w:pPr>
-        <w:rPr>
-          <w:rFonts w:hint="default" w:ascii="Times New Roman" w:hAnsi="Times New Roman" w:eastAsia="黑体" w:cs="Times New Roman"/>
-          <w:b w:val="0"/>
-          <w:bCs w:val="0"/>
-          <w:i/>
-          <w:iCs/>
-          <w:color w:val="auto"/>
-          <w:sz w:val="20"/>
-          <w:szCs w:val="20"/>
-          <w:lang w:val="en-US" w:eastAsia="zh-CN"/>
-        </w:rPr>
-      </w:pPr>
-      <w:r>
-        <w:rPr>
-          <w:rFonts w:hint="default" w:ascii="Times New Roman" w:hAnsi="Times New Roman" w:eastAsia="黑体" w:cs="Times New Roman"/>
-          <w:b w:val="0"/>
-          <w:bCs w:val="0"/>
-          <w:i/>
-          <w:iCs/>
-          <w:color w:val="auto"/>
-          <w:sz w:val="20"/>
-          <w:szCs w:val="20"/>
-          <w:lang w:val="en-US" w:eastAsia="zh-CN"/>
-        </w:rPr>
-        <w:t xml:space="preserve">    bigcohort.day1meds,</w:t>
-      </w:r>
-    </w:p>
-    <w:p>
-      <w:pPr>
-        <w:rPr>
-          <w:rFonts w:hint="default" w:ascii="Times New Roman" w:hAnsi="Times New Roman" w:eastAsia="黑体" w:cs="Times New Roman"/>
-          <w:b w:val="0"/>
-          <w:bCs w:val="0"/>
-          <w:i/>
-          <w:iCs/>
-          <w:color w:val="auto"/>
-          <w:sz w:val="20"/>
-          <w:szCs w:val="20"/>
-          <w:lang w:val="en-US" w:eastAsia="zh-CN"/>
-        </w:rPr>
-      </w:pPr>
-      <w:r>
-        <w:rPr>
-          <w:rFonts w:hint="default" w:ascii="Times New Roman" w:hAnsi="Times New Roman" w:eastAsia="黑体" w:cs="Times New Roman"/>
-          <w:b w:val="0"/>
-          <w:bCs w:val="0"/>
-          <w:i/>
-          <w:iCs/>
-          <w:color w:val="auto"/>
-          <w:sz w:val="20"/>
-          <w:szCs w:val="20"/>
-          <w:lang w:val="en-US" w:eastAsia="zh-CN"/>
-        </w:rPr>
-        <w:t xml:space="preserve">    bigcohort.day1verbal,</w:t>
-      </w:r>
-    </w:p>
-    <w:p>
-      <w:pPr>
-        <w:rPr>
-          <w:rFonts w:hint="default" w:ascii="Times New Roman" w:hAnsi="Times New Roman" w:eastAsia="黑体" w:cs="Times New Roman"/>
-          <w:b w:val="0"/>
-          <w:bCs w:val="0"/>
-          <w:i/>
-          <w:iCs/>
-          <w:color w:val="auto"/>
-          <w:sz w:val="20"/>
-          <w:szCs w:val="20"/>
-          <w:lang w:val="en-US" w:eastAsia="zh-CN"/>
-        </w:rPr>
-      </w:pPr>
-      <w:r>
-        <w:rPr>
-          <w:rFonts w:hint="default" w:ascii="Times New Roman" w:hAnsi="Times New Roman" w:eastAsia="黑体" w:cs="Times New Roman"/>
-          <w:b w:val="0"/>
-          <w:bCs w:val="0"/>
-          <w:i/>
-          <w:iCs/>
-          <w:color w:val="auto"/>
-          <w:sz w:val="20"/>
-          <w:szCs w:val="20"/>
-          <w:lang w:val="en-US" w:eastAsia="zh-CN"/>
-        </w:rPr>
-        <w:t xml:space="preserve">    bigcohort.day1motor,</w:t>
-      </w:r>
-    </w:p>
-    <w:p>
-      <w:pPr>
-        <w:rPr>
-          <w:rFonts w:hint="default" w:ascii="Times New Roman" w:hAnsi="Times New Roman" w:eastAsia="黑体" w:cs="Times New Roman"/>
-          <w:b w:val="0"/>
-          <w:bCs w:val="0"/>
-          <w:i/>
-          <w:iCs/>
-          <w:color w:val="auto"/>
-          <w:sz w:val="20"/>
-          <w:szCs w:val="20"/>
-          <w:lang w:val="en-US" w:eastAsia="zh-CN"/>
-        </w:rPr>
-      </w:pPr>
-      <w:r>
-        <w:rPr>
-          <w:rFonts w:hint="default" w:ascii="Times New Roman" w:hAnsi="Times New Roman" w:eastAsia="黑体" w:cs="Times New Roman"/>
-          <w:b w:val="0"/>
-          <w:bCs w:val="0"/>
-          <w:i/>
-          <w:iCs/>
-          <w:color w:val="auto"/>
-          <w:sz w:val="20"/>
-          <w:szCs w:val="20"/>
-          <w:lang w:val="en-US" w:eastAsia="zh-CN"/>
-        </w:rPr>
-        <w:t xml:space="preserve">    bigcohort.day1eyes,</w:t>
-      </w:r>
-    </w:p>
-    <w:p>
-      <w:pPr>
-        <w:rPr>
-          <w:rFonts w:hint="default" w:ascii="Times New Roman" w:hAnsi="Times New Roman" w:eastAsia="黑体" w:cs="Times New Roman"/>
-          <w:b w:val="0"/>
-          <w:bCs w:val="0"/>
-          <w:i/>
-          <w:iCs/>
-          <w:color w:val="auto"/>
-          <w:sz w:val="20"/>
-          <w:szCs w:val="20"/>
-          <w:lang w:val="en-US" w:eastAsia="zh-CN"/>
-        </w:rPr>
-      </w:pPr>
-      <w:r>
-        <w:rPr>
-          <w:rFonts w:hint="default" w:ascii="Times New Roman" w:hAnsi="Times New Roman" w:eastAsia="黑体" w:cs="Times New Roman"/>
-          <w:b w:val="0"/>
-          <w:bCs w:val="0"/>
-          <w:i/>
-          <w:iCs/>
-          <w:color w:val="auto"/>
-          <w:sz w:val="20"/>
-          <w:szCs w:val="20"/>
-          <w:lang w:val="en-US" w:eastAsia="zh-CN"/>
-        </w:rPr>
-        <w:t xml:space="preserve">    bigcohort.day1pao2,</w:t>
-      </w:r>
-    </w:p>
-    <w:p>
-      <w:pPr>
-        <w:rPr>
-          <w:rFonts w:hint="default" w:ascii="Times New Roman" w:hAnsi="Times New Roman" w:eastAsia="黑体" w:cs="Times New Roman"/>
-          <w:b w:val="0"/>
-          <w:bCs w:val="0"/>
-          <w:i/>
-          <w:iCs/>
-          <w:color w:val="auto"/>
-          <w:sz w:val="20"/>
-          <w:szCs w:val="20"/>
-          <w:lang w:val="en-US" w:eastAsia="zh-CN"/>
-        </w:rPr>
-      </w:pPr>
-      <w:r>
-        <w:rPr>
-          <w:rFonts w:hint="default" w:ascii="Times New Roman" w:hAnsi="Times New Roman" w:eastAsia="黑体" w:cs="Times New Roman"/>
-          <w:b w:val="0"/>
-          <w:bCs w:val="0"/>
-          <w:i/>
-          <w:iCs/>
-          <w:color w:val="auto"/>
-          <w:sz w:val="20"/>
-          <w:szCs w:val="20"/>
-          <w:lang w:val="en-US" w:eastAsia="zh-CN"/>
-        </w:rPr>
-        <w:t xml:space="preserve">    bigcohort.day1fio2,</w:t>
-      </w:r>
-    </w:p>
-    <w:p>
-      <w:pPr>
-        <w:rPr>
-          <w:rFonts w:hint="default" w:ascii="Times New Roman" w:hAnsi="Times New Roman" w:eastAsia="黑体" w:cs="Times New Roman"/>
-          <w:b w:val="0"/>
-          <w:bCs w:val="0"/>
-          <w:i/>
-          <w:iCs/>
-          <w:color w:val="auto"/>
-          <w:sz w:val="20"/>
-          <w:szCs w:val="20"/>
-          <w:lang w:val="en-US" w:eastAsia="zh-CN"/>
-        </w:rPr>
-      </w:pPr>
-      <w:r>
-        <w:rPr>
-          <w:rFonts w:hint="default" w:ascii="Times New Roman" w:hAnsi="Times New Roman" w:eastAsia="黑体" w:cs="Times New Roman"/>
-          <w:b w:val="0"/>
-          <w:bCs w:val="0"/>
-          <w:i/>
-          <w:iCs/>
-          <w:color w:val="auto"/>
-          <w:sz w:val="20"/>
-          <w:szCs w:val="20"/>
-          <w:lang w:val="en-US" w:eastAsia="zh-CN"/>
-        </w:rPr>
-        <w:t xml:space="preserve">    bigcohort.electivesurgery,</w:t>
-      </w:r>
-    </w:p>
-    <w:p>
-      <w:pPr>
-        <w:rPr>
-          <w:rFonts w:hint="default" w:ascii="Times New Roman" w:hAnsi="Times New Roman" w:eastAsia="黑体" w:cs="Times New Roman"/>
-          <w:b w:val="0"/>
-          <w:bCs w:val="0"/>
-          <w:i/>
-          <w:iCs/>
-          <w:color w:val="auto"/>
-          <w:sz w:val="20"/>
-          <w:szCs w:val="20"/>
-          <w:lang w:val="en-US" w:eastAsia="zh-CN"/>
-        </w:rPr>
-      </w:pPr>
-      <w:r>
-        <w:rPr>
-          <w:rFonts w:hint="default" w:ascii="Times New Roman" w:hAnsi="Times New Roman" w:eastAsia="黑体" w:cs="Times New Roman"/>
-          <w:b w:val="0"/>
-          <w:bCs w:val="0"/>
-          <w:i/>
-          <w:iCs/>
-          <w:color w:val="auto"/>
-          <w:sz w:val="20"/>
-          <w:szCs w:val="20"/>
-          <w:lang w:val="en-US" w:eastAsia="zh-CN"/>
-        </w:rPr>
-        <w:t xml:space="preserve">    bigcohort.mets6,</w:t>
-      </w:r>
-    </w:p>
-    <w:p>
-      <w:pPr>
-        <w:rPr>
-          <w:rFonts w:hint="default" w:ascii="Times New Roman" w:hAnsi="Times New Roman" w:eastAsia="黑体" w:cs="Times New Roman"/>
-          <w:b w:val="0"/>
-          <w:bCs w:val="0"/>
-          <w:i/>
-          <w:iCs/>
-          <w:color w:val="auto"/>
-          <w:sz w:val="20"/>
-          <w:szCs w:val="20"/>
-          <w:lang w:val="en-US" w:eastAsia="zh-CN"/>
-        </w:rPr>
-      </w:pPr>
-      <w:r>
-        <w:rPr>
-          <w:rFonts w:hint="default" w:ascii="Times New Roman" w:hAnsi="Times New Roman" w:eastAsia="黑体" w:cs="Times New Roman"/>
-          <w:b w:val="0"/>
-          <w:bCs w:val="0"/>
-          <w:i/>
-          <w:iCs/>
-          <w:color w:val="auto"/>
-          <w:sz w:val="20"/>
-          <w:szCs w:val="20"/>
-          <w:lang w:val="en-US" w:eastAsia="zh-CN"/>
-        </w:rPr>
-        <w:t xml:space="preserve">    bigcohort.aids6,</w:t>
-      </w:r>
-    </w:p>
-    <w:p>
-      <w:pPr>
-        <w:rPr>
-          <w:rFonts w:hint="default" w:ascii="Times New Roman" w:hAnsi="Times New Roman" w:eastAsia="黑体" w:cs="Times New Roman"/>
-          <w:b w:val="0"/>
-          <w:bCs w:val="0"/>
-          <w:i/>
-          <w:iCs/>
-          <w:color w:val="auto"/>
-          <w:sz w:val="20"/>
-          <w:szCs w:val="20"/>
-          <w:lang w:val="en-US" w:eastAsia="zh-CN"/>
-        </w:rPr>
-      </w:pPr>
-      <w:r>
-        <w:rPr>
-          <w:rFonts w:hint="default" w:ascii="Times New Roman" w:hAnsi="Times New Roman" w:eastAsia="黑体" w:cs="Times New Roman"/>
-          <w:b w:val="0"/>
-          <w:bCs w:val="0"/>
-          <w:i/>
-          <w:iCs/>
-          <w:color w:val="auto"/>
-          <w:sz w:val="20"/>
-          <w:szCs w:val="20"/>
-          <w:lang w:val="en-US" w:eastAsia="zh-CN"/>
-        </w:rPr>
-        <w:t xml:space="preserve">    bigcohort.liver3,</w:t>
-      </w:r>
-    </w:p>
-    <w:p>
-      <w:pPr>
-        <w:rPr>
-          <w:rFonts w:hint="default" w:ascii="Times New Roman" w:hAnsi="Times New Roman" w:eastAsia="黑体" w:cs="Times New Roman"/>
-          <w:b w:val="0"/>
-          <w:bCs w:val="0"/>
-          <w:i/>
-          <w:iCs/>
-          <w:color w:val="auto"/>
-          <w:sz w:val="20"/>
-          <w:szCs w:val="20"/>
-          <w:lang w:val="en-US" w:eastAsia="zh-CN"/>
-        </w:rPr>
-      </w:pPr>
-      <w:r>
-        <w:rPr>
-          <w:rFonts w:hint="default" w:ascii="Times New Roman" w:hAnsi="Times New Roman" w:eastAsia="黑体" w:cs="Times New Roman"/>
-          <w:b w:val="0"/>
-          <w:bCs w:val="0"/>
-          <w:i/>
-          <w:iCs/>
-          <w:color w:val="auto"/>
-          <w:sz w:val="20"/>
-          <w:szCs w:val="20"/>
-          <w:lang w:val="en-US" w:eastAsia="zh-CN"/>
-        </w:rPr>
-        <w:t xml:space="preserve">    bigcohort.stroke2,</w:t>
-      </w:r>
-    </w:p>
-    <w:p>
-      <w:pPr>
-        <w:rPr>
-          <w:rFonts w:hint="default" w:ascii="Times New Roman" w:hAnsi="Times New Roman" w:eastAsia="黑体" w:cs="Times New Roman"/>
-          <w:b w:val="0"/>
-          <w:bCs w:val="0"/>
-          <w:i/>
-          <w:iCs/>
-          <w:color w:val="auto"/>
-          <w:sz w:val="20"/>
-          <w:szCs w:val="20"/>
-          <w:lang w:val="en-US" w:eastAsia="zh-CN"/>
-        </w:rPr>
-      </w:pPr>
-      <w:r>
-        <w:rPr>
-          <w:rFonts w:hint="default" w:ascii="Times New Roman" w:hAnsi="Times New Roman" w:eastAsia="黑体" w:cs="Times New Roman"/>
-          <w:b w:val="0"/>
-          <w:bCs w:val="0"/>
-          <w:i/>
-          <w:iCs/>
-          <w:color w:val="auto"/>
-          <w:sz w:val="20"/>
-          <w:szCs w:val="20"/>
-          <w:lang w:val="en-US" w:eastAsia="zh-CN"/>
-        </w:rPr>
-        <w:t xml:space="preserve">    bigcohort.renal2,</w:t>
-      </w:r>
-    </w:p>
-    <w:p>
-      <w:pPr>
-        <w:rPr>
-          <w:rFonts w:hint="default" w:ascii="Times New Roman" w:hAnsi="Times New Roman" w:eastAsia="黑体" w:cs="Times New Roman"/>
-          <w:b w:val="0"/>
-          <w:bCs w:val="0"/>
-          <w:i/>
-          <w:iCs/>
-          <w:color w:val="auto"/>
-          <w:sz w:val="20"/>
-          <w:szCs w:val="20"/>
-          <w:lang w:val="en-US" w:eastAsia="zh-CN"/>
-        </w:rPr>
-      </w:pPr>
-      <w:r>
-        <w:rPr>
-          <w:rFonts w:hint="default" w:ascii="Times New Roman" w:hAnsi="Times New Roman" w:eastAsia="黑体" w:cs="Times New Roman"/>
-          <w:b w:val="0"/>
-          <w:bCs w:val="0"/>
-          <w:i/>
-          <w:iCs/>
-          <w:color w:val="auto"/>
-          <w:sz w:val="20"/>
-          <w:szCs w:val="20"/>
-          <w:lang w:val="en-US" w:eastAsia="zh-CN"/>
-        </w:rPr>
-        <w:t xml:space="preserve">    bigcohort.dm,</w:t>
-      </w:r>
-    </w:p>
-    <w:p>
-      <w:pPr>
-        <w:rPr>
-          <w:rFonts w:hint="default" w:ascii="Times New Roman" w:hAnsi="Times New Roman" w:eastAsia="黑体" w:cs="Times New Roman"/>
-          <w:b w:val="0"/>
-          <w:bCs w:val="0"/>
-          <w:i/>
-          <w:iCs/>
-          <w:color w:val="auto"/>
-          <w:sz w:val="20"/>
-          <w:szCs w:val="20"/>
-          <w:lang w:val="en-US" w:eastAsia="zh-CN"/>
-        </w:rPr>
-      </w:pPr>
-      <w:r>
-        <w:rPr>
-          <w:rFonts w:hint="default" w:ascii="Times New Roman" w:hAnsi="Times New Roman" w:eastAsia="黑体" w:cs="Times New Roman"/>
-          <w:b w:val="0"/>
-          <w:bCs w:val="0"/>
-          <w:i/>
-          <w:iCs/>
-          <w:color w:val="auto"/>
-          <w:sz w:val="20"/>
-          <w:szCs w:val="20"/>
-          <w:lang w:val="en-US" w:eastAsia="zh-CN"/>
-        </w:rPr>
-        <w:t xml:space="preserve">    bigcohort.cancer2,</w:t>
-      </w:r>
-    </w:p>
-    <w:p>
-      <w:pPr>
-        <w:rPr>
-          <w:rFonts w:hint="default" w:ascii="Times New Roman" w:hAnsi="Times New Roman" w:eastAsia="黑体" w:cs="Times New Roman"/>
-          <w:b w:val="0"/>
-          <w:bCs w:val="0"/>
-          <w:i/>
-          <w:iCs/>
-          <w:color w:val="auto"/>
-          <w:sz w:val="20"/>
-          <w:szCs w:val="20"/>
-          <w:lang w:val="en-US" w:eastAsia="zh-CN"/>
-        </w:rPr>
-      </w:pPr>
-      <w:r>
-        <w:rPr>
-          <w:rFonts w:hint="default" w:ascii="Times New Roman" w:hAnsi="Times New Roman" w:eastAsia="黑体" w:cs="Times New Roman"/>
-          <w:b w:val="0"/>
-          <w:bCs w:val="0"/>
-          <w:i/>
-          <w:iCs/>
-          <w:color w:val="auto"/>
-          <w:sz w:val="20"/>
-          <w:szCs w:val="20"/>
-          <w:lang w:val="en-US" w:eastAsia="zh-CN"/>
-        </w:rPr>
-        <w:t xml:space="preserve">    bigcohort.leukemia2,</w:t>
-      </w:r>
-    </w:p>
-    <w:p>
-      <w:pPr>
-        <w:rPr>
-          <w:rFonts w:hint="default" w:ascii="Times New Roman" w:hAnsi="Times New Roman" w:eastAsia="黑体" w:cs="Times New Roman"/>
-          <w:b w:val="0"/>
-          <w:bCs w:val="0"/>
-          <w:i/>
-          <w:iCs/>
-          <w:color w:val="auto"/>
-          <w:sz w:val="20"/>
-          <w:szCs w:val="20"/>
-          <w:lang w:val="en-US" w:eastAsia="zh-CN"/>
-        </w:rPr>
-      </w:pPr>
-      <w:r>
-        <w:rPr>
-          <w:rFonts w:hint="default" w:ascii="Times New Roman" w:hAnsi="Times New Roman" w:eastAsia="黑体" w:cs="Times New Roman"/>
-          <w:b w:val="0"/>
-          <w:bCs w:val="0"/>
-          <w:i/>
-          <w:iCs/>
-          <w:color w:val="auto"/>
-          <w:sz w:val="20"/>
-          <w:szCs w:val="20"/>
-          <w:lang w:val="en-US" w:eastAsia="zh-CN"/>
-        </w:rPr>
-        <w:t xml:space="preserve">    bigcohort.lymphoma2,</w:t>
-      </w:r>
-    </w:p>
-    <w:p>
-      <w:pPr>
-        <w:rPr>
-          <w:rFonts w:hint="default" w:ascii="Times New Roman" w:hAnsi="Times New Roman" w:eastAsia="黑体" w:cs="Times New Roman"/>
-          <w:b w:val="0"/>
-          <w:bCs w:val="0"/>
-          <w:i/>
-          <w:iCs/>
-          <w:color w:val="auto"/>
-          <w:sz w:val="20"/>
-          <w:szCs w:val="20"/>
-          <w:lang w:val="en-US" w:eastAsia="zh-CN"/>
-        </w:rPr>
-      </w:pPr>
-      <w:r>
-        <w:rPr>
-          <w:rFonts w:hint="default" w:ascii="Times New Roman" w:hAnsi="Times New Roman" w:eastAsia="黑体" w:cs="Times New Roman"/>
-          <w:b w:val="0"/>
-          <w:bCs w:val="0"/>
-          <w:i/>
-          <w:iCs/>
-          <w:color w:val="auto"/>
-          <w:sz w:val="20"/>
-          <w:szCs w:val="20"/>
-          <w:lang w:val="en-US" w:eastAsia="zh-CN"/>
-        </w:rPr>
-        <w:t xml:space="preserve">    bigcohort.mi1,</w:t>
-      </w:r>
-    </w:p>
-    <w:p>
-      <w:pPr>
-        <w:rPr>
-          <w:rFonts w:hint="default" w:ascii="Times New Roman" w:hAnsi="Times New Roman" w:eastAsia="黑体" w:cs="Times New Roman"/>
-          <w:b w:val="0"/>
-          <w:bCs w:val="0"/>
-          <w:i/>
-          <w:iCs/>
-          <w:color w:val="auto"/>
-          <w:sz w:val="20"/>
-          <w:szCs w:val="20"/>
-          <w:lang w:val="en-US" w:eastAsia="zh-CN"/>
-        </w:rPr>
-      </w:pPr>
-      <w:r>
-        <w:rPr>
-          <w:rFonts w:hint="default" w:ascii="Times New Roman" w:hAnsi="Times New Roman" w:eastAsia="黑体" w:cs="Times New Roman"/>
-          <w:b w:val="0"/>
-          <w:bCs w:val="0"/>
-          <w:i/>
-          <w:iCs/>
-          <w:color w:val="auto"/>
-          <w:sz w:val="20"/>
-          <w:szCs w:val="20"/>
-          <w:lang w:val="en-US" w:eastAsia="zh-CN"/>
-        </w:rPr>
-        <w:t xml:space="preserve">    bigcohort.chf1,</w:t>
-      </w:r>
-    </w:p>
-    <w:p>
-      <w:pPr>
-        <w:rPr>
-          <w:rFonts w:hint="default" w:ascii="Times New Roman" w:hAnsi="Times New Roman" w:eastAsia="黑体" w:cs="Times New Roman"/>
-          <w:b w:val="0"/>
-          <w:bCs w:val="0"/>
-          <w:i/>
-          <w:iCs/>
-          <w:color w:val="auto"/>
-          <w:sz w:val="20"/>
-          <w:szCs w:val="20"/>
-          <w:lang w:val="en-US" w:eastAsia="zh-CN"/>
-        </w:rPr>
-      </w:pPr>
-      <w:r>
-        <w:rPr>
-          <w:rFonts w:hint="default" w:ascii="Times New Roman" w:hAnsi="Times New Roman" w:eastAsia="黑体" w:cs="Times New Roman"/>
-          <w:b w:val="0"/>
-          <w:bCs w:val="0"/>
-          <w:i/>
-          <w:iCs/>
-          <w:color w:val="auto"/>
-          <w:sz w:val="20"/>
-          <w:szCs w:val="20"/>
-          <w:lang w:val="en-US" w:eastAsia="zh-CN"/>
-        </w:rPr>
-        <w:t xml:space="preserve">    bigcohort.pvd1,</w:t>
-      </w:r>
-    </w:p>
-    <w:p>
-      <w:pPr>
-        <w:rPr>
-          <w:rFonts w:hint="default" w:ascii="Times New Roman" w:hAnsi="Times New Roman" w:eastAsia="黑体" w:cs="Times New Roman"/>
-          <w:b w:val="0"/>
-          <w:bCs w:val="0"/>
-          <w:i/>
-          <w:iCs/>
-          <w:color w:val="auto"/>
-          <w:sz w:val="20"/>
-          <w:szCs w:val="20"/>
-          <w:lang w:val="en-US" w:eastAsia="zh-CN"/>
-        </w:rPr>
-      </w:pPr>
-      <w:r>
-        <w:rPr>
-          <w:rFonts w:hint="default" w:ascii="Times New Roman" w:hAnsi="Times New Roman" w:eastAsia="黑体" w:cs="Times New Roman"/>
-          <w:b w:val="0"/>
-          <w:bCs w:val="0"/>
-          <w:i/>
-          <w:iCs/>
-          <w:color w:val="auto"/>
-          <w:sz w:val="20"/>
-          <w:szCs w:val="20"/>
-          <w:lang w:val="en-US" w:eastAsia="zh-CN"/>
-        </w:rPr>
-        <w:t xml:space="preserve">    bigcohort.tia1,</w:t>
-      </w:r>
-    </w:p>
-    <w:p>
-      <w:pPr>
-        <w:rPr>
-          <w:rFonts w:hint="default" w:ascii="Times New Roman" w:hAnsi="Times New Roman" w:eastAsia="黑体" w:cs="Times New Roman"/>
-          <w:b w:val="0"/>
-          <w:bCs w:val="0"/>
-          <w:i/>
-          <w:iCs/>
-          <w:color w:val="auto"/>
-          <w:sz w:val="20"/>
-          <w:szCs w:val="20"/>
-          <w:lang w:val="en-US" w:eastAsia="zh-CN"/>
-        </w:rPr>
-      </w:pPr>
-      <w:r>
-        <w:rPr>
-          <w:rFonts w:hint="default" w:ascii="Times New Roman" w:hAnsi="Times New Roman" w:eastAsia="黑体" w:cs="Times New Roman"/>
-          <w:b w:val="0"/>
-          <w:bCs w:val="0"/>
-          <w:i/>
-          <w:iCs/>
-          <w:color w:val="auto"/>
-          <w:sz w:val="20"/>
-          <w:szCs w:val="20"/>
-          <w:lang w:val="en-US" w:eastAsia="zh-CN"/>
-        </w:rPr>
-        <w:t xml:space="preserve">    bigcohort.dementia1,</w:t>
-      </w:r>
-    </w:p>
-    <w:p>
-      <w:pPr>
-        <w:rPr>
-          <w:rFonts w:hint="default" w:ascii="Times New Roman" w:hAnsi="Times New Roman" w:eastAsia="黑体" w:cs="Times New Roman"/>
-          <w:b w:val="0"/>
-          <w:bCs w:val="0"/>
-          <w:i/>
-          <w:iCs/>
-          <w:color w:val="auto"/>
-          <w:sz w:val="20"/>
-          <w:szCs w:val="20"/>
-          <w:lang w:val="en-US" w:eastAsia="zh-CN"/>
-        </w:rPr>
-      </w:pPr>
-      <w:r>
-        <w:rPr>
-          <w:rFonts w:hint="default" w:ascii="Times New Roman" w:hAnsi="Times New Roman" w:eastAsia="黑体" w:cs="Times New Roman"/>
-          <w:b w:val="0"/>
-          <w:bCs w:val="0"/>
-          <w:i/>
-          <w:iCs/>
-          <w:color w:val="auto"/>
-          <w:sz w:val="20"/>
-          <w:szCs w:val="20"/>
-          <w:lang w:val="en-US" w:eastAsia="zh-CN"/>
-        </w:rPr>
-        <w:t xml:space="preserve">    bigcohort.copd1,</w:t>
-      </w:r>
-    </w:p>
-    <w:p>
-      <w:pPr>
-        <w:rPr>
-          <w:rFonts w:hint="default" w:ascii="Times New Roman" w:hAnsi="Times New Roman" w:eastAsia="黑体" w:cs="Times New Roman"/>
-          <w:b w:val="0"/>
-          <w:bCs w:val="0"/>
-          <w:i/>
-          <w:iCs/>
-          <w:color w:val="auto"/>
-          <w:sz w:val="20"/>
-          <w:szCs w:val="20"/>
-          <w:lang w:val="en-US" w:eastAsia="zh-CN"/>
-        </w:rPr>
-      </w:pPr>
-      <w:r>
-        <w:rPr>
-          <w:rFonts w:hint="default" w:ascii="Times New Roman" w:hAnsi="Times New Roman" w:eastAsia="黑体" w:cs="Times New Roman"/>
-          <w:b w:val="0"/>
-          <w:bCs w:val="0"/>
-          <w:i/>
-          <w:iCs/>
-          <w:color w:val="auto"/>
-          <w:sz w:val="20"/>
-          <w:szCs w:val="20"/>
-          <w:lang w:val="en-US" w:eastAsia="zh-CN"/>
-        </w:rPr>
-        <w:t xml:space="preserve">    bigcohort.ctd1,</w:t>
-      </w:r>
-    </w:p>
-    <w:p>
-      <w:pPr>
-        <w:rPr>
-          <w:rFonts w:hint="default" w:ascii="Times New Roman" w:hAnsi="Times New Roman" w:eastAsia="黑体" w:cs="Times New Roman"/>
-          <w:b w:val="0"/>
-          <w:bCs w:val="0"/>
-          <w:i/>
-          <w:iCs/>
-          <w:color w:val="auto"/>
-          <w:sz w:val="20"/>
-          <w:szCs w:val="20"/>
-          <w:lang w:val="en-US" w:eastAsia="zh-CN"/>
-        </w:rPr>
-      </w:pPr>
-      <w:r>
-        <w:rPr>
-          <w:rFonts w:hint="default" w:ascii="Times New Roman" w:hAnsi="Times New Roman" w:eastAsia="黑体" w:cs="Times New Roman"/>
-          <w:b w:val="0"/>
-          <w:bCs w:val="0"/>
-          <w:i/>
-          <w:iCs/>
-          <w:color w:val="auto"/>
-          <w:sz w:val="20"/>
-          <w:szCs w:val="20"/>
-          <w:lang w:val="en-US" w:eastAsia="zh-CN"/>
-        </w:rPr>
-        <w:t xml:space="preserve">    bigcohort.pud1,</w:t>
-      </w:r>
-    </w:p>
-    <w:p>
-      <w:pPr>
-        <w:rPr>
-          <w:rFonts w:hint="default" w:ascii="Times New Roman" w:hAnsi="Times New Roman" w:eastAsia="黑体" w:cs="Times New Roman"/>
-          <w:b w:val="0"/>
-          <w:bCs w:val="0"/>
-          <w:i/>
-          <w:iCs/>
-          <w:color w:val="auto"/>
-          <w:sz w:val="20"/>
-          <w:szCs w:val="20"/>
-          <w:lang w:val="en-US" w:eastAsia="zh-CN"/>
-        </w:rPr>
-      </w:pPr>
-      <w:r>
-        <w:rPr>
-          <w:rFonts w:hint="default" w:ascii="Times New Roman" w:hAnsi="Times New Roman" w:eastAsia="黑体" w:cs="Times New Roman"/>
-          <w:b w:val="0"/>
-          <w:bCs w:val="0"/>
-          <w:i/>
-          <w:iCs/>
-          <w:color w:val="auto"/>
-          <w:sz w:val="20"/>
-          <w:szCs w:val="20"/>
-          <w:lang w:val="en-US" w:eastAsia="zh-CN"/>
-        </w:rPr>
-        <w:t xml:space="preserve">    bigcohort.liver1,</w:t>
-      </w:r>
-    </w:p>
-    <w:p>
-      <w:pPr>
-        <w:rPr>
-          <w:rFonts w:hint="default" w:ascii="Times New Roman" w:hAnsi="Times New Roman" w:eastAsia="黑体" w:cs="Times New Roman"/>
-          <w:b w:val="0"/>
-          <w:bCs w:val="0"/>
-          <w:i/>
-          <w:iCs/>
-          <w:color w:val="auto"/>
-          <w:sz w:val="20"/>
-          <w:szCs w:val="20"/>
-          <w:lang w:val="en-US" w:eastAsia="zh-CN"/>
-        </w:rPr>
-      </w:pPr>
-      <w:r>
-        <w:rPr>
-          <w:rFonts w:hint="default" w:ascii="Times New Roman" w:hAnsi="Times New Roman" w:eastAsia="黑体" w:cs="Times New Roman"/>
-          <w:b w:val="0"/>
-          <w:bCs w:val="0"/>
-          <w:i/>
-          <w:iCs/>
-          <w:color w:val="auto"/>
-          <w:sz w:val="20"/>
-          <w:szCs w:val="20"/>
-          <w:lang w:val="en-US" w:eastAsia="zh-CN"/>
-        </w:rPr>
-        <w:t xml:space="preserve">    bigcohort.acutephysiologyscore,</w:t>
-      </w:r>
-    </w:p>
-    <w:p>
-      <w:pPr>
-        <w:rPr>
-          <w:rFonts w:hint="default" w:ascii="Times New Roman" w:hAnsi="Times New Roman" w:eastAsia="黑体" w:cs="Times New Roman"/>
-          <w:b w:val="0"/>
-          <w:bCs w:val="0"/>
-          <w:i/>
-          <w:iCs/>
-          <w:color w:val="auto"/>
-          <w:sz w:val="20"/>
-          <w:szCs w:val="20"/>
-          <w:lang w:val="en-US" w:eastAsia="zh-CN"/>
-        </w:rPr>
-      </w:pPr>
-      <w:r>
-        <w:rPr>
-          <w:rFonts w:hint="default" w:ascii="Times New Roman" w:hAnsi="Times New Roman" w:eastAsia="黑体" w:cs="Times New Roman"/>
-          <w:b w:val="0"/>
-          <w:bCs w:val="0"/>
-          <w:i/>
-          <w:iCs/>
-          <w:color w:val="auto"/>
-          <w:sz w:val="20"/>
-          <w:szCs w:val="20"/>
-          <w:lang w:val="en-US" w:eastAsia="zh-CN"/>
-        </w:rPr>
-        <w:t xml:space="preserve">    bigcohort.apachescore,</w:t>
-      </w:r>
-    </w:p>
-    <w:p>
-      <w:pPr>
-        <w:rPr>
-          <w:rFonts w:hint="default" w:ascii="Times New Roman" w:hAnsi="Times New Roman" w:eastAsia="黑体" w:cs="Times New Roman"/>
-          <w:b w:val="0"/>
-          <w:bCs w:val="0"/>
-          <w:i/>
-          <w:iCs/>
-          <w:color w:val="auto"/>
-          <w:sz w:val="20"/>
-          <w:szCs w:val="20"/>
-          <w:lang w:val="en-US" w:eastAsia="zh-CN"/>
-        </w:rPr>
-      </w:pPr>
-      <w:r>
-        <w:rPr>
-          <w:rFonts w:hint="default" w:ascii="Times New Roman" w:hAnsi="Times New Roman" w:eastAsia="黑体" w:cs="Times New Roman"/>
-          <w:b w:val="0"/>
-          <w:bCs w:val="0"/>
-          <w:i/>
-          <w:iCs/>
-          <w:color w:val="auto"/>
-          <w:sz w:val="20"/>
-          <w:szCs w:val="20"/>
-          <w:lang w:val="en-US" w:eastAsia="zh-CN"/>
-        </w:rPr>
-        <w:t xml:space="preserve">    bigcohort.actualicumortality,</w:t>
-      </w:r>
-    </w:p>
-    <w:p>
-      <w:pPr>
-        <w:rPr>
-          <w:rFonts w:hint="default" w:ascii="Times New Roman" w:hAnsi="Times New Roman" w:eastAsia="黑体" w:cs="Times New Roman"/>
-          <w:b w:val="0"/>
-          <w:bCs w:val="0"/>
-          <w:i/>
-          <w:iCs/>
-          <w:color w:val="auto"/>
-          <w:sz w:val="20"/>
-          <w:szCs w:val="20"/>
-          <w:lang w:val="en-US" w:eastAsia="zh-CN"/>
-        </w:rPr>
-      </w:pPr>
-      <w:r>
-        <w:rPr>
-          <w:rFonts w:hint="default" w:ascii="Times New Roman" w:hAnsi="Times New Roman" w:eastAsia="黑体" w:cs="Times New Roman"/>
-          <w:b w:val="0"/>
-          <w:bCs w:val="0"/>
-          <w:i/>
-          <w:iCs/>
-          <w:color w:val="auto"/>
-          <w:sz w:val="20"/>
-          <w:szCs w:val="20"/>
-          <w:lang w:val="en-US" w:eastAsia="zh-CN"/>
-        </w:rPr>
-        <w:t xml:space="preserve">    bigcohort.actualiculos,</w:t>
-      </w:r>
-    </w:p>
-    <w:p>
-      <w:pPr>
-        <w:rPr>
-          <w:rFonts w:hint="default" w:ascii="Times New Roman" w:hAnsi="Times New Roman" w:eastAsia="黑体" w:cs="Times New Roman"/>
-          <w:b w:val="0"/>
-          <w:bCs w:val="0"/>
-          <w:i/>
-          <w:iCs/>
-          <w:color w:val="auto"/>
-          <w:sz w:val="20"/>
-          <w:szCs w:val="20"/>
-          <w:lang w:val="en-US" w:eastAsia="zh-CN"/>
-        </w:rPr>
-      </w:pPr>
-      <w:r>
-        <w:rPr>
-          <w:rFonts w:hint="default" w:ascii="Times New Roman" w:hAnsi="Times New Roman" w:eastAsia="黑体" w:cs="Times New Roman"/>
-          <w:b w:val="0"/>
-          <w:bCs w:val="0"/>
-          <w:i/>
-          <w:iCs/>
-          <w:color w:val="auto"/>
-          <w:sz w:val="20"/>
-          <w:szCs w:val="20"/>
-          <w:lang w:val="en-US" w:eastAsia="zh-CN"/>
-        </w:rPr>
-        <w:t xml:space="preserve">    bigcohort.actualhospitalmortality,</w:t>
-      </w:r>
-    </w:p>
-    <w:p>
-      <w:pPr>
-        <w:rPr>
-          <w:rFonts w:hint="default" w:ascii="Times New Roman" w:hAnsi="Times New Roman" w:eastAsia="黑体" w:cs="Times New Roman"/>
-          <w:b w:val="0"/>
-          <w:bCs w:val="0"/>
-          <w:i/>
-          <w:iCs/>
-          <w:color w:val="auto"/>
-          <w:sz w:val="20"/>
-          <w:szCs w:val="20"/>
-          <w:lang w:val="en-US" w:eastAsia="zh-CN"/>
-        </w:rPr>
-      </w:pPr>
-      <w:r>
-        <w:rPr>
-          <w:rFonts w:hint="default" w:ascii="Times New Roman" w:hAnsi="Times New Roman" w:eastAsia="黑体" w:cs="Times New Roman"/>
-          <w:b w:val="0"/>
-          <w:bCs w:val="0"/>
-          <w:i/>
-          <w:iCs/>
-          <w:color w:val="auto"/>
-          <w:sz w:val="20"/>
-          <w:szCs w:val="20"/>
-          <w:lang w:val="en-US" w:eastAsia="zh-CN"/>
-        </w:rPr>
-        <w:t xml:space="preserve">    bigcohort.actualhospitallos</w:t>
-      </w:r>
-    </w:p>
-    <w:p>
-      <w:pPr>
-        <w:rPr>
-          <w:rFonts w:hint="default" w:ascii="Times New Roman" w:hAnsi="Times New Roman" w:eastAsia="黑体" w:cs="Times New Roman"/>
-          <w:b w:val="0"/>
-          <w:bCs w:val="0"/>
-          <w:i/>
-          <w:iCs/>
-          <w:color w:val="auto"/>
-          <w:sz w:val="20"/>
-          <w:szCs w:val="20"/>
-          <w:lang w:val="en-US" w:eastAsia="zh-CN"/>
-        </w:rPr>
-      </w:pPr>
-      <w:r>
-        <w:rPr>
-          <w:rFonts w:hint="default" w:ascii="Times New Roman" w:hAnsi="Times New Roman" w:eastAsia="黑体" w:cs="Times New Roman"/>
-          <w:b w:val="0"/>
-          <w:bCs w:val="0"/>
-          <w:i/>
-          <w:iCs/>
-          <w:color w:val="auto"/>
-          <w:sz w:val="20"/>
-          <w:szCs w:val="20"/>
-          <w:lang w:val="en-US" w:eastAsia="zh-CN"/>
-        </w:rPr>
-        <w:t xml:space="preserve">   FROM (("|chronic kidney disease"</w:t>
-      </w:r>
-    </w:p>
-    <w:p>
-      <w:pPr>
-        <w:rPr>
-          <w:rFonts w:hint="default" w:ascii="Times New Roman" w:hAnsi="Times New Roman" w:eastAsia="黑体" w:cs="Times New Roman"/>
-          <w:b w:val="0"/>
-          <w:bCs w:val="0"/>
-          <w:i/>
-          <w:iCs/>
-          <w:color w:val="auto"/>
-          <w:sz w:val="20"/>
-          <w:szCs w:val="20"/>
-          <w:lang w:val="en-US" w:eastAsia="zh-CN"/>
-        </w:rPr>
-      </w:pPr>
-      <w:r>
-        <w:rPr>
-          <w:rFonts w:hint="default" w:ascii="Times New Roman" w:hAnsi="Times New Roman" w:eastAsia="黑体" w:cs="Times New Roman"/>
-          <w:b w:val="0"/>
-          <w:bCs w:val="0"/>
-          <w:i/>
-          <w:iCs/>
-          <w:color w:val="auto"/>
-          <w:sz w:val="20"/>
-          <w:szCs w:val="20"/>
-          <w:lang w:val="en-US" w:eastAsia="zh-CN"/>
-        </w:rPr>
-        <w:t xml:space="preserve">     JOIN "diabetes mellitus" ON (("|chronic kidney disease".patientunitstayid = "diabetes mellitus".patientunitstayid)))</w:t>
-      </w:r>
-    </w:p>
-    <w:p>
-      <w:pPr>
-        <w:rPr>
-          <w:rFonts w:hint="default" w:ascii="Times New Roman" w:hAnsi="Times New Roman" w:eastAsia="黑体" w:cs="Times New Roman"/>
-          <w:b w:val="0"/>
-          <w:bCs w:val="0"/>
-          <w:i/>
-          <w:iCs/>
-          <w:color w:val="auto"/>
-          <w:sz w:val="20"/>
-          <w:szCs w:val="20"/>
-          <w:lang w:val="en-US" w:eastAsia="zh-CN"/>
-        </w:rPr>
-      </w:pPr>
-      <w:r>
-        <w:rPr>
-          <w:rFonts w:hint="default" w:ascii="Times New Roman" w:hAnsi="Times New Roman" w:eastAsia="黑体" w:cs="Times New Roman"/>
-          <w:b w:val="0"/>
-          <w:bCs w:val="0"/>
-          <w:i/>
-          <w:iCs/>
-          <w:color w:val="auto"/>
-          <w:sz w:val="20"/>
-          <w:szCs w:val="20"/>
-          <w:lang w:val="en-US" w:eastAsia="zh-CN"/>
-        </w:rPr>
-        <w:t xml:space="preserve">     JOIN bigcohort ON (("|chronic kidney disease".patientunitstayid = bigcohort.patientunitstayid)))</w:t>
+        <w:t>When extracting "discharge status and Charlson Comorbidity Index," create an entity view for "diabetes mellitus and chronic kidney disease" from the table "apache patient outcomes, mp_charlson index, and patients."</w:t>
+      </w:r>
+    </w:p>
+    <w:p>
+      <w:pPr>
+        <w:rPr>
+          <w:rFonts w:hint="default" w:ascii="Times New Roman" w:hAnsi="Times New Roman" w:eastAsia="黑体" w:cs="Times New Roman"/>
+          <w:b w:val="0"/>
+          <w:bCs w:val="0"/>
+          <w:i/>
+          <w:iCs/>
+          <w:color w:val="auto"/>
+          <w:sz w:val="20"/>
+          <w:szCs w:val="20"/>
+          <w:lang w:val="en-US" w:eastAsia="zh-CN"/>
+        </w:rPr>
+      </w:pPr>
+      <w:r>
+        <w:rPr>
+          <w:rFonts w:hint="default" w:ascii="Times New Roman" w:hAnsi="Times New Roman" w:eastAsia="黑体" w:cs="Times New Roman"/>
+          <w:b w:val="0"/>
+          <w:bCs w:val="0"/>
+          <w:i/>
+          <w:iCs/>
+          <w:color w:val="auto"/>
+          <w:sz w:val="20"/>
+          <w:szCs w:val="20"/>
+          <w:lang w:val="en-US" w:eastAsia="zh-CN"/>
+        </w:rPr>
+        <w:t>SELECT DISTINCT "diabetic mellitus".patientunitstayid,</w:t>
+      </w:r>
+    </w:p>
+    <w:p>
+      <w:pPr>
+        <w:rPr>
+          <w:rFonts w:hint="default" w:ascii="Times New Roman" w:hAnsi="Times New Roman" w:eastAsia="黑体" w:cs="Times New Roman"/>
+          <w:b w:val="0"/>
+          <w:bCs w:val="0"/>
+          <w:i/>
+          <w:iCs/>
+          <w:color w:val="auto"/>
+          <w:sz w:val="20"/>
+          <w:szCs w:val="20"/>
+          <w:lang w:val="en-US" w:eastAsia="zh-CN"/>
+        </w:rPr>
+      </w:pPr>
+      <w:r>
+        <w:rPr>
+          <w:rFonts w:hint="default" w:ascii="Times New Roman" w:hAnsi="Times New Roman" w:eastAsia="黑体" w:cs="Times New Roman"/>
+          <w:b w:val="0"/>
+          <w:bCs w:val="0"/>
+          <w:i/>
+          <w:iCs/>
+          <w:color w:val="auto"/>
+          <w:sz w:val="20"/>
+          <w:szCs w:val="20"/>
+          <w:lang w:val="en-US" w:eastAsia="zh-CN"/>
+        </w:rPr>
+        <w:t xml:space="preserve">    patient.gender,</w:t>
+      </w:r>
+    </w:p>
+    <w:p>
+      <w:pPr>
+        <w:rPr>
+          <w:rFonts w:hint="default" w:ascii="Times New Roman" w:hAnsi="Times New Roman" w:eastAsia="黑体" w:cs="Times New Roman"/>
+          <w:b w:val="0"/>
+          <w:bCs w:val="0"/>
+          <w:i/>
+          <w:iCs/>
+          <w:color w:val="auto"/>
+          <w:sz w:val="20"/>
+          <w:szCs w:val="20"/>
+          <w:lang w:val="en-US" w:eastAsia="zh-CN"/>
+        </w:rPr>
+      </w:pPr>
+      <w:r>
+        <w:rPr>
+          <w:rFonts w:hint="default" w:ascii="Times New Roman" w:hAnsi="Times New Roman" w:eastAsia="黑体" w:cs="Times New Roman"/>
+          <w:b w:val="0"/>
+          <w:bCs w:val="0"/>
+          <w:i/>
+          <w:iCs/>
+          <w:color w:val="auto"/>
+          <w:sz w:val="20"/>
+          <w:szCs w:val="20"/>
+          <w:lang w:val="en-US" w:eastAsia="zh-CN"/>
+        </w:rPr>
+        <w:t xml:space="preserve">    patient.age,</w:t>
+      </w:r>
+    </w:p>
+    <w:p>
+      <w:pPr>
+        <w:rPr>
+          <w:rFonts w:hint="default" w:ascii="Times New Roman" w:hAnsi="Times New Roman" w:eastAsia="黑体" w:cs="Times New Roman"/>
+          <w:b w:val="0"/>
+          <w:bCs w:val="0"/>
+          <w:i/>
+          <w:iCs/>
+          <w:color w:val="auto"/>
+          <w:sz w:val="20"/>
+          <w:szCs w:val="20"/>
+          <w:lang w:val="en-US" w:eastAsia="zh-CN"/>
+        </w:rPr>
+      </w:pPr>
+      <w:r>
+        <w:rPr>
+          <w:rFonts w:hint="default" w:ascii="Times New Roman" w:hAnsi="Times New Roman" w:eastAsia="黑体" w:cs="Times New Roman"/>
+          <w:b w:val="0"/>
+          <w:bCs w:val="0"/>
+          <w:i/>
+          <w:iCs/>
+          <w:color w:val="auto"/>
+          <w:sz w:val="20"/>
+          <w:szCs w:val="20"/>
+          <w:lang w:val="en-US" w:eastAsia="zh-CN"/>
+        </w:rPr>
+        <w:t xml:space="preserve">    patient.hospitaldischargestatus,</w:t>
+      </w:r>
+    </w:p>
+    <w:p>
+      <w:pPr>
+        <w:rPr>
+          <w:rFonts w:hint="default" w:ascii="Times New Roman" w:hAnsi="Times New Roman" w:eastAsia="黑体" w:cs="Times New Roman"/>
+          <w:b w:val="0"/>
+          <w:bCs w:val="0"/>
+          <w:i/>
+          <w:iCs/>
+          <w:color w:val="auto"/>
+          <w:sz w:val="20"/>
+          <w:szCs w:val="20"/>
+          <w:lang w:val="en-US" w:eastAsia="zh-CN"/>
+        </w:rPr>
+      </w:pPr>
+      <w:r>
+        <w:rPr>
+          <w:rFonts w:hint="default" w:ascii="Times New Roman" w:hAnsi="Times New Roman" w:eastAsia="黑体" w:cs="Times New Roman"/>
+          <w:b w:val="0"/>
+          <w:bCs w:val="0"/>
+          <w:i/>
+          <w:iCs/>
+          <w:color w:val="auto"/>
+          <w:sz w:val="20"/>
+          <w:szCs w:val="20"/>
+          <w:lang w:val="en-US" w:eastAsia="zh-CN"/>
+        </w:rPr>
+        <w:t xml:space="preserve">    patient.unitdischargestatus,</w:t>
+      </w:r>
+    </w:p>
+    <w:p>
+      <w:pPr>
+        <w:rPr>
+          <w:rFonts w:hint="default" w:ascii="Times New Roman" w:hAnsi="Times New Roman" w:eastAsia="黑体" w:cs="Times New Roman"/>
+          <w:b w:val="0"/>
+          <w:bCs w:val="0"/>
+          <w:i/>
+          <w:iCs/>
+          <w:color w:val="auto"/>
+          <w:sz w:val="20"/>
+          <w:szCs w:val="20"/>
+          <w:lang w:val="en-US" w:eastAsia="zh-CN"/>
+        </w:rPr>
+      </w:pPr>
+      <w:r>
+        <w:rPr>
+          <w:rFonts w:hint="default" w:ascii="Times New Roman" w:hAnsi="Times New Roman" w:eastAsia="黑体" w:cs="Times New Roman"/>
+          <w:b w:val="0"/>
+          <w:bCs w:val="0"/>
+          <w:i/>
+          <w:iCs/>
+          <w:color w:val="auto"/>
+          <w:sz w:val="20"/>
+          <w:szCs w:val="20"/>
+          <w:lang w:val="en-US" w:eastAsia="zh-CN"/>
+        </w:rPr>
+        <w:t xml:space="preserve">    apachepatientresult.actualhospitalmortality,</w:t>
+      </w:r>
+    </w:p>
+    <w:p>
+      <w:pPr>
+        <w:rPr>
+          <w:rFonts w:hint="default" w:ascii="Times New Roman" w:hAnsi="Times New Roman" w:eastAsia="黑体" w:cs="Times New Roman"/>
+          <w:b w:val="0"/>
+          <w:bCs w:val="0"/>
+          <w:i/>
+          <w:iCs/>
+          <w:color w:val="auto"/>
+          <w:sz w:val="20"/>
+          <w:szCs w:val="20"/>
+          <w:lang w:val="en-US" w:eastAsia="zh-CN"/>
+        </w:rPr>
+      </w:pPr>
+      <w:r>
+        <w:rPr>
+          <w:rFonts w:hint="default" w:ascii="Times New Roman" w:hAnsi="Times New Roman" w:eastAsia="黑体" w:cs="Times New Roman"/>
+          <w:b w:val="0"/>
+          <w:bCs w:val="0"/>
+          <w:i/>
+          <w:iCs/>
+          <w:color w:val="auto"/>
+          <w:sz w:val="20"/>
+          <w:szCs w:val="20"/>
+          <w:lang w:val="en-US" w:eastAsia="zh-CN"/>
+        </w:rPr>
+        <w:t xml:space="preserve">    apachepatientresult.actualiculos,</w:t>
+      </w:r>
+    </w:p>
+    <w:p>
+      <w:pPr>
+        <w:rPr>
+          <w:rFonts w:hint="default" w:ascii="Times New Roman" w:hAnsi="Times New Roman" w:eastAsia="黑体" w:cs="Times New Roman"/>
+          <w:b w:val="0"/>
+          <w:bCs w:val="0"/>
+          <w:i/>
+          <w:iCs/>
+          <w:color w:val="auto"/>
+          <w:sz w:val="20"/>
+          <w:szCs w:val="20"/>
+          <w:lang w:val="en-US" w:eastAsia="zh-CN"/>
+        </w:rPr>
+      </w:pPr>
+      <w:r>
+        <w:rPr>
+          <w:rFonts w:hint="default" w:ascii="Times New Roman" w:hAnsi="Times New Roman" w:eastAsia="黑体" w:cs="Times New Roman"/>
+          <w:b w:val="0"/>
+          <w:bCs w:val="0"/>
+          <w:i/>
+          <w:iCs/>
+          <w:color w:val="auto"/>
+          <w:sz w:val="20"/>
+          <w:szCs w:val="20"/>
+          <w:lang w:val="en-US" w:eastAsia="zh-CN"/>
+        </w:rPr>
+        <w:t xml:space="preserve">    apachepatientresult.actualhospitallos,</w:t>
+      </w:r>
+    </w:p>
+    <w:p>
+      <w:pPr>
+        <w:rPr>
+          <w:rFonts w:hint="default" w:ascii="Times New Roman" w:hAnsi="Times New Roman" w:eastAsia="黑体" w:cs="Times New Roman"/>
+          <w:b w:val="0"/>
+          <w:bCs w:val="0"/>
+          <w:i/>
+          <w:iCs/>
+          <w:color w:val="auto"/>
+          <w:sz w:val="20"/>
+          <w:szCs w:val="20"/>
+          <w:lang w:val="en-US" w:eastAsia="zh-CN"/>
+        </w:rPr>
+      </w:pPr>
+      <w:r>
+        <w:rPr>
+          <w:rFonts w:hint="default" w:ascii="Times New Roman" w:hAnsi="Times New Roman" w:eastAsia="黑体" w:cs="Times New Roman"/>
+          <w:b w:val="0"/>
+          <w:bCs w:val="0"/>
+          <w:i/>
+          <w:iCs/>
+          <w:color w:val="auto"/>
+          <w:sz w:val="20"/>
+          <w:szCs w:val="20"/>
+          <w:lang w:val="en-US" w:eastAsia="zh-CN"/>
+        </w:rPr>
+        <w:t xml:space="preserve">    mp_charlson.liver3,</w:t>
+      </w:r>
+    </w:p>
+    <w:p>
+      <w:pPr>
+        <w:rPr>
+          <w:rFonts w:hint="default" w:ascii="Times New Roman" w:hAnsi="Times New Roman" w:eastAsia="黑体" w:cs="Times New Roman"/>
+          <w:b w:val="0"/>
+          <w:bCs w:val="0"/>
+          <w:i/>
+          <w:iCs/>
+          <w:color w:val="auto"/>
+          <w:sz w:val="20"/>
+          <w:szCs w:val="20"/>
+          <w:lang w:val="en-US" w:eastAsia="zh-CN"/>
+        </w:rPr>
+      </w:pPr>
+      <w:r>
+        <w:rPr>
+          <w:rFonts w:hint="default" w:ascii="Times New Roman" w:hAnsi="Times New Roman" w:eastAsia="黑体" w:cs="Times New Roman"/>
+          <w:b w:val="0"/>
+          <w:bCs w:val="0"/>
+          <w:i/>
+          <w:iCs/>
+          <w:color w:val="auto"/>
+          <w:sz w:val="20"/>
+          <w:szCs w:val="20"/>
+          <w:lang w:val="en-US" w:eastAsia="zh-CN"/>
+        </w:rPr>
+        <w:t xml:space="preserve">    mp_charlson.cancer2,</w:t>
+      </w:r>
+    </w:p>
+    <w:p>
+      <w:pPr>
+        <w:rPr>
+          <w:rFonts w:hint="default" w:ascii="Times New Roman" w:hAnsi="Times New Roman" w:eastAsia="黑体" w:cs="Times New Roman"/>
+          <w:b w:val="0"/>
+          <w:bCs w:val="0"/>
+          <w:i/>
+          <w:iCs/>
+          <w:color w:val="auto"/>
+          <w:sz w:val="20"/>
+          <w:szCs w:val="20"/>
+          <w:lang w:val="en-US" w:eastAsia="zh-CN"/>
+        </w:rPr>
+      </w:pPr>
+      <w:r>
+        <w:rPr>
+          <w:rFonts w:hint="default" w:ascii="Times New Roman" w:hAnsi="Times New Roman" w:eastAsia="黑体" w:cs="Times New Roman"/>
+          <w:b w:val="0"/>
+          <w:bCs w:val="0"/>
+          <w:i/>
+          <w:iCs/>
+          <w:color w:val="auto"/>
+          <w:sz w:val="20"/>
+          <w:szCs w:val="20"/>
+          <w:lang w:val="en-US" w:eastAsia="zh-CN"/>
+        </w:rPr>
+        <w:t xml:space="preserve">    mp_charlson.leukemia2,</w:t>
+      </w:r>
+    </w:p>
+    <w:p>
+      <w:pPr>
+        <w:rPr>
+          <w:rFonts w:hint="default" w:ascii="Times New Roman" w:hAnsi="Times New Roman" w:eastAsia="黑体" w:cs="Times New Roman"/>
+          <w:b w:val="0"/>
+          <w:bCs w:val="0"/>
+          <w:i/>
+          <w:iCs/>
+          <w:color w:val="auto"/>
+          <w:sz w:val="20"/>
+          <w:szCs w:val="20"/>
+          <w:lang w:val="en-US" w:eastAsia="zh-CN"/>
+        </w:rPr>
+      </w:pPr>
+      <w:r>
+        <w:rPr>
+          <w:rFonts w:hint="default" w:ascii="Times New Roman" w:hAnsi="Times New Roman" w:eastAsia="黑体" w:cs="Times New Roman"/>
+          <w:b w:val="0"/>
+          <w:bCs w:val="0"/>
+          <w:i/>
+          <w:iCs/>
+          <w:color w:val="auto"/>
+          <w:sz w:val="20"/>
+          <w:szCs w:val="20"/>
+          <w:lang w:val="en-US" w:eastAsia="zh-CN"/>
+        </w:rPr>
+        <w:t xml:space="preserve">    mp_charlson.lymphoma2,</w:t>
+      </w:r>
+    </w:p>
+    <w:p>
+      <w:pPr>
+        <w:rPr>
+          <w:rFonts w:hint="default" w:ascii="Times New Roman" w:hAnsi="Times New Roman" w:eastAsia="黑体" w:cs="Times New Roman"/>
+          <w:b w:val="0"/>
+          <w:bCs w:val="0"/>
+          <w:i/>
+          <w:iCs/>
+          <w:color w:val="auto"/>
+          <w:sz w:val="20"/>
+          <w:szCs w:val="20"/>
+          <w:lang w:val="en-US" w:eastAsia="zh-CN"/>
+        </w:rPr>
+      </w:pPr>
+      <w:r>
+        <w:rPr>
+          <w:rFonts w:hint="default" w:ascii="Times New Roman" w:hAnsi="Times New Roman" w:eastAsia="黑体" w:cs="Times New Roman"/>
+          <w:b w:val="0"/>
+          <w:bCs w:val="0"/>
+          <w:i/>
+          <w:iCs/>
+          <w:color w:val="auto"/>
+          <w:sz w:val="20"/>
+          <w:szCs w:val="20"/>
+          <w:lang w:val="en-US" w:eastAsia="zh-CN"/>
+        </w:rPr>
+        <w:t xml:space="preserve">    mp_charlson.mi1,</w:t>
+      </w:r>
+    </w:p>
+    <w:p>
+      <w:pPr>
+        <w:rPr>
+          <w:rFonts w:hint="default" w:ascii="Times New Roman" w:hAnsi="Times New Roman" w:eastAsia="黑体" w:cs="Times New Roman"/>
+          <w:b w:val="0"/>
+          <w:bCs w:val="0"/>
+          <w:i/>
+          <w:iCs/>
+          <w:color w:val="auto"/>
+          <w:sz w:val="20"/>
+          <w:szCs w:val="20"/>
+          <w:lang w:val="en-US" w:eastAsia="zh-CN"/>
+        </w:rPr>
+      </w:pPr>
+      <w:r>
+        <w:rPr>
+          <w:rFonts w:hint="default" w:ascii="Times New Roman" w:hAnsi="Times New Roman" w:eastAsia="黑体" w:cs="Times New Roman"/>
+          <w:b w:val="0"/>
+          <w:bCs w:val="0"/>
+          <w:i/>
+          <w:iCs/>
+          <w:color w:val="auto"/>
+          <w:sz w:val="20"/>
+          <w:szCs w:val="20"/>
+          <w:lang w:val="en-US" w:eastAsia="zh-CN"/>
+        </w:rPr>
+        <w:t xml:space="preserve">    mp_charlson.chf1,</w:t>
+      </w:r>
+    </w:p>
+    <w:p>
+      <w:pPr>
+        <w:rPr>
+          <w:rFonts w:hint="default" w:ascii="Times New Roman" w:hAnsi="Times New Roman" w:eastAsia="黑体" w:cs="Times New Roman"/>
+          <w:b w:val="0"/>
+          <w:bCs w:val="0"/>
+          <w:i/>
+          <w:iCs/>
+          <w:color w:val="auto"/>
+          <w:sz w:val="20"/>
+          <w:szCs w:val="20"/>
+          <w:lang w:val="en-US" w:eastAsia="zh-CN"/>
+        </w:rPr>
+      </w:pPr>
+      <w:r>
+        <w:rPr>
+          <w:rFonts w:hint="default" w:ascii="Times New Roman" w:hAnsi="Times New Roman" w:eastAsia="黑体" w:cs="Times New Roman"/>
+          <w:b w:val="0"/>
+          <w:bCs w:val="0"/>
+          <w:i/>
+          <w:iCs/>
+          <w:color w:val="auto"/>
+          <w:sz w:val="20"/>
+          <w:szCs w:val="20"/>
+          <w:lang w:val="en-US" w:eastAsia="zh-CN"/>
+        </w:rPr>
+        <w:t xml:space="preserve">    mp_charlson.liver1</w:t>
+      </w:r>
+    </w:p>
+    <w:p>
+      <w:pPr>
+        <w:rPr>
+          <w:rFonts w:hint="default" w:ascii="Times New Roman" w:hAnsi="Times New Roman" w:eastAsia="黑体" w:cs="Times New Roman"/>
+          <w:b w:val="0"/>
+          <w:bCs w:val="0"/>
+          <w:i/>
+          <w:iCs/>
+          <w:color w:val="auto"/>
+          <w:sz w:val="20"/>
+          <w:szCs w:val="20"/>
+          <w:lang w:val="en-US" w:eastAsia="zh-CN"/>
+        </w:rPr>
+      </w:pPr>
+      <w:r>
+        <w:rPr>
+          <w:rFonts w:hint="default" w:ascii="Times New Roman" w:hAnsi="Times New Roman" w:eastAsia="黑体" w:cs="Times New Roman"/>
+          <w:b w:val="0"/>
+          <w:bCs w:val="0"/>
+          <w:i/>
+          <w:iCs/>
+          <w:color w:val="auto"/>
+          <w:sz w:val="20"/>
+          <w:szCs w:val="20"/>
+          <w:lang w:val="en-US" w:eastAsia="zh-CN"/>
+        </w:rPr>
+        <w:t xml:space="preserve">   FROM (((("diabetic mellitus"</w:t>
+      </w:r>
+    </w:p>
+    <w:p>
+      <w:pPr>
+        <w:rPr>
+          <w:rFonts w:hint="default" w:ascii="Times New Roman" w:hAnsi="Times New Roman" w:eastAsia="黑体" w:cs="Times New Roman"/>
+          <w:b w:val="0"/>
+          <w:bCs w:val="0"/>
+          <w:i/>
+          <w:iCs/>
+          <w:color w:val="auto"/>
+          <w:sz w:val="20"/>
+          <w:szCs w:val="20"/>
+          <w:lang w:val="en-US" w:eastAsia="zh-CN"/>
+        </w:rPr>
+      </w:pPr>
+      <w:r>
+        <w:rPr>
+          <w:rFonts w:hint="default" w:ascii="Times New Roman" w:hAnsi="Times New Roman" w:eastAsia="黑体" w:cs="Times New Roman"/>
+          <w:b w:val="0"/>
+          <w:bCs w:val="0"/>
+          <w:i/>
+          <w:iCs/>
+          <w:color w:val="auto"/>
+          <w:sz w:val="20"/>
+          <w:szCs w:val="20"/>
+          <w:lang w:val="en-US" w:eastAsia="zh-CN"/>
+        </w:rPr>
+        <w:t xml:space="preserve">     JOIN "chronic kidney disease" ON (("diabetic mellitus".patientunitstayid = "chronic kidney disease".patientunitstayid)))</w:t>
+      </w:r>
+    </w:p>
+    <w:p>
+      <w:pPr>
+        <w:rPr>
+          <w:rFonts w:hint="default" w:ascii="Times New Roman" w:hAnsi="Times New Roman" w:eastAsia="黑体" w:cs="Times New Roman"/>
+          <w:b w:val="0"/>
+          <w:bCs w:val="0"/>
+          <w:i/>
+          <w:iCs/>
+          <w:color w:val="auto"/>
+          <w:sz w:val="20"/>
+          <w:szCs w:val="20"/>
+          <w:lang w:val="en-US" w:eastAsia="zh-CN"/>
+        </w:rPr>
+      </w:pPr>
+      <w:r>
+        <w:rPr>
+          <w:rFonts w:hint="default" w:ascii="Times New Roman" w:hAnsi="Times New Roman" w:eastAsia="黑体" w:cs="Times New Roman"/>
+          <w:b w:val="0"/>
+          <w:bCs w:val="0"/>
+          <w:i/>
+          <w:iCs/>
+          <w:color w:val="auto"/>
+          <w:sz w:val="20"/>
+          <w:szCs w:val="20"/>
+          <w:lang w:val="en-US" w:eastAsia="zh-CN"/>
+        </w:rPr>
+        <w:t xml:space="preserve">     LEFT JOIN patient ON (("diabetic mellitus".patientunitstayid = patient.patientunitstayid)))</w:t>
+      </w:r>
+    </w:p>
+    <w:p>
+      <w:pPr>
+        <w:rPr>
+          <w:rFonts w:hint="default" w:ascii="Times New Roman" w:hAnsi="Times New Roman" w:eastAsia="黑体" w:cs="Times New Roman"/>
+          <w:b w:val="0"/>
+          <w:bCs w:val="0"/>
+          <w:i/>
+          <w:iCs/>
+          <w:color w:val="auto"/>
+          <w:sz w:val="20"/>
+          <w:szCs w:val="20"/>
+          <w:lang w:val="en-US" w:eastAsia="zh-CN"/>
+        </w:rPr>
+      </w:pPr>
+      <w:r>
+        <w:rPr>
+          <w:rFonts w:hint="default" w:ascii="Times New Roman" w:hAnsi="Times New Roman" w:eastAsia="黑体" w:cs="Times New Roman"/>
+          <w:b w:val="0"/>
+          <w:bCs w:val="0"/>
+          <w:i/>
+          <w:iCs/>
+          <w:color w:val="auto"/>
+          <w:sz w:val="20"/>
+          <w:szCs w:val="20"/>
+          <w:lang w:val="en-US" w:eastAsia="zh-CN"/>
+        </w:rPr>
+        <w:t xml:space="preserve">     LEFT JOIN apachepatientresult ON (("diabetic mellitus".patientunitstayid = apachepatientresult.patientunitstayid)))</w:t>
+      </w:r>
+    </w:p>
+    <w:p>
+      <w:pPr>
+        <w:rPr>
+          <w:rFonts w:hint="default" w:ascii="Times New Roman" w:hAnsi="Times New Roman" w:eastAsia="黑体" w:cs="Times New Roman"/>
+          <w:b w:val="0"/>
+          <w:bCs w:val="0"/>
+          <w:i/>
+          <w:iCs/>
+          <w:color w:val="auto"/>
+          <w:sz w:val="20"/>
+          <w:szCs w:val="20"/>
+          <w:lang w:val="en-US" w:eastAsia="zh-CN"/>
+        </w:rPr>
+      </w:pPr>
+      <w:r>
+        <w:rPr>
+          <w:rFonts w:hint="default" w:ascii="Times New Roman" w:hAnsi="Times New Roman" w:eastAsia="黑体" w:cs="Times New Roman"/>
+          <w:b w:val="0"/>
+          <w:bCs w:val="0"/>
+          <w:i/>
+          <w:iCs/>
+          <w:color w:val="auto"/>
+          <w:sz w:val="20"/>
+          <w:szCs w:val="20"/>
+          <w:lang w:val="en-US" w:eastAsia="zh-CN"/>
+        </w:rPr>
+        <w:t xml:space="preserve">     LEFT JOIN mp_charlson ON (("diabetic mellitus".patientunitstayid = mp_charlson.patientunitstayid)))  </w:t>
+      </w:r>
+    </w:p>
+    <w:p>
+      <w:pPr>
+        <w:rPr>
+          <w:rFonts w:hint="default" w:ascii="Times New Roman" w:hAnsi="Times New Roman" w:eastAsia="黑体" w:cs="Times New Roman"/>
+          <w:b w:val="0"/>
+          <w:bCs w:val="0"/>
+          <w:i/>
+          <w:iCs/>
+          <w:color w:val="auto"/>
+          <w:sz w:val="20"/>
+          <w:szCs w:val="20"/>
+          <w:lang w:val="en-US" w:eastAsia="zh-CN"/>
+        </w:rPr>
+      </w:pPr>
+      <w:r>
+        <w:rPr>
+          <w:rFonts w:hint="default" w:ascii="Times New Roman" w:hAnsi="Times New Roman" w:eastAsia="黑体" w:cs="Times New Roman"/>
+          <w:b w:val="0"/>
+          <w:bCs w:val="0"/>
+          <w:i/>
+          <w:iCs/>
+          <w:color w:val="auto"/>
+          <w:sz w:val="20"/>
+          <w:szCs w:val="20"/>
+          <w:lang w:val="en-US" w:eastAsia="zh-CN"/>
+        </w:rPr>
+        <w:t xml:space="preserve"> </w:t>
+      </w:r>
+    </w:p>
+    <w:p>
+      <w:pPr>
+        <w:pStyle w:val="3"/>
+        <w:numPr>
+          <w:ilvl w:val="0"/>
+          <w:numId w:val="3"/>
+        </w:numPr>
+        <w:bidi w:val="0"/>
+        <w:ind w:left="425" w:leftChars="0" w:hanging="425" w:firstLineChars="0"/>
+        <w:rPr>
+          <w:rFonts w:hint="default"/>
+          <w:lang w:val="en-US" w:eastAsia="zh-CN"/>
+        </w:rPr>
+      </w:pPr>
+      <w:r>
+        <w:rPr>
+          <w:rFonts w:hint="default"/>
+          <w:lang w:val="en-US" w:eastAsia="zh-CN"/>
+        </w:rPr>
+        <w:t>When 'albumin</w:t>
+      </w:r>
+      <w:r>
+        <w:rPr>
+          <w:rFonts w:hint="default"/>
+          <w:lang w:val="en-US" w:eastAsia="zh-CN"/>
+        </w:rPr>
+        <w:t>' is mentioned, establish an entity view for 'albumin</w:t>
+      </w:r>
+      <w:r>
+        <w:rPr>
+          <w:rFonts w:hint="default"/>
+          <w:lang w:val="en-US" w:eastAsia="zh-CN"/>
+        </w:rPr>
+        <w:t>'</w:t>
+      </w:r>
+      <w:r>
+        <w:rPr>
+          <w:rFonts w:hint="eastAsia"/>
+          <w:lang w:val="en-US" w:eastAsia="zh-CN"/>
+        </w:rPr>
+        <w:t>,</w:t>
+      </w:r>
+      <w:r>
+        <w:rPr>
+          <w:rFonts w:hint="default"/>
+          <w:lang w:val="en-US" w:eastAsia="zh-CN"/>
+        </w:rPr>
+        <w:t>’</w:t>
+      </w:r>
+      <w:r>
+        <w:rPr>
+          <w:rFonts w:hint="eastAsia"/>
+          <w:lang w:val="en-US" w:eastAsia="zh-CN"/>
+        </w:rPr>
+        <w:t>Hemoglobin</w:t>
+      </w:r>
+      <w:r>
+        <w:rPr>
+          <w:rFonts w:hint="default"/>
+          <w:lang w:val="en-US" w:eastAsia="zh-CN"/>
+        </w:rPr>
+        <w:t>’</w:t>
+      </w:r>
+      <w:r>
+        <w:rPr>
+          <w:rFonts w:hint="eastAsia"/>
+          <w:lang w:val="en-US" w:eastAsia="zh-CN"/>
+        </w:rPr>
+        <w:t>,</w:t>
+      </w:r>
+      <w:r>
+        <w:rPr>
+          <w:rFonts w:hint="default"/>
+          <w:lang w:val="en-US" w:eastAsia="zh-CN"/>
+        </w:rPr>
+        <w:t>‘</w:t>
+      </w:r>
+      <w:r>
+        <w:rPr>
+          <w:rFonts w:hint="eastAsia"/>
+          <w:lang w:val="en-US" w:eastAsia="zh-CN"/>
+        </w:rPr>
+        <w:t>Potassium</w:t>
+      </w:r>
+      <w:r>
+        <w:rPr>
+          <w:rFonts w:hint="default"/>
+          <w:lang w:val="en-US" w:eastAsia="zh-CN"/>
+        </w:rPr>
+        <w:t>’</w:t>
+      </w:r>
+      <w:r>
+        <w:rPr>
+          <w:rFonts w:hint="eastAsia"/>
+          <w:lang w:val="en-US" w:eastAsia="zh-CN"/>
+        </w:rPr>
+        <w:t>,</w:t>
+      </w:r>
+      <w:r>
+        <w:rPr>
+          <w:rFonts w:hint="default"/>
+          <w:lang w:val="en-US" w:eastAsia="zh-CN"/>
+        </w:rPr>
+        <w:t>‘</w:t>
+      </w:r>
+      <w:r>
+        <w:rPr>
+          <w:rFonts w:hint="eastAsia"/>
+          <w:lang w:val="en-US" w:eastAsia="zh-CN"/>
+        </w:rPr>
+        <w:t>Chloride</w:t>
+      </w:r>
+      <w:r>
+        <w:rPr>
+          <w:rFonts w:hint="default"/>
+          <w:lang w:val="en-US" w:eastAsia="zh-CN"/>
+        </w:rPr>
+        <w:t>’</w:t>
+      </w:r>
+      <w:r>
+        <w:rPr>
+          <w:rFonts w:hint="eastAsia"/>
+          <w:lang w:val="en-US" w:eastAsia="zh-CN"/>
+        </w:rPr>
+        <w:t>,</w:t>
+      </w:r>
+      <w:r>
+        <w:rPr>
+          <w:rFonts w:hint="default"/>
+          <w:lang w:val="en-US" w:eastAsia="zh-CN"/>
+        </w:rPr>
+        <w:t>‘</w:t>
+      </w:r>
+      <w:r>
+        <w:rPr>
+          <w:rFonts w:hint="eastAsia"/>
+          <w:lang w:val="en-US" w:eastAsia="zh-CN"/>
+        </w:rPr>
+        <w:t>Magnesium</w:t>
+      </w:r>
+      <w:r>
+        <w:rPr>
+          <w:rFonts w:hint="default"/>
+          <w:lang w:val="en-US" w:eastAsia="zh-CN"/>
+        </w:rPr>
+        <w:t>’</w:t>
+      </w:r>
+      <w:r>
+        <w:rPr>
+          <w:rFonts w:hint="eastAsia"/>
+          <w:lang w:val="en-US" w:eastAsia="zh-CN"/>
+        </w:rPr>
+        <w:t>,</w:t>
+      </w:r>
+      <w:r>
+        <w:rPr>
+          <w:rFonts w:hint="default"/>
+          <w:lang w:val="en-US" w:eastAsia="zh-CN"/>
+        </w:rPr>
+        <w:t>‘</w:t>
+      </w:r>
+      <w:r>
+        <w:rPr>
+          <w:rFonts w:hint="eastAsia"/>
+          <w:lang w:val="en-US" w:eastAsia="zh-CN"/>
+        </w:rPr>
+        <w:t>International_normalized_ratio</w:t>
+      </w:r>
+      <w:r>
+        <w:rPr>
+          <w:rFonts w:hint="default"/>
+          <w:lang w:val="en-US" w:eastAsia="zh-CN"/>
+        </w:rPr>
+        <w:t>’</w:t>
+      </w:r>
+      <w:r>
+        <w:rPr>
+          <w:rFonts w:hint="eastAsia"/>
+          <w:lang w:val="en-US" w:eastAsia="zh-CN"/>
+        </w:rPr>
+        <w:t>,</w:t>
+      </w:r>
+      <w:r>
+        <w:rPr>
+          <w:rFonts w:hint="default"/>
+          <w:lang w:val="en-US" w:eastAsia="zh-CN"/>
+        </w:rPr>
+        <w:t>‘</w:t>
+      </w:r>
+      <w:r>
+        <w:rPr>
+          <w:rFonts w:hint="eastAsia"/>
+          <w:lang w:val="en-US" w:eastAsia="zh-CN"/>
+        </w:rPr>
+        <w:t>Blood_urea_nitrogen</w:t>
+      </w:r>
+      <w:r>
+        <w:rPr>
+          <w:rFonts w:hint="default"/>
+          <w:lang w:val="en-US" w:eastAsia="zh-CN"/>
+        </w:rPr>
+        <w:t>’.</w:t>
+      </w:r>
+    </w:p>
+    <w:p>
+      <w:pPr>
+        <w:rPr>
+          <w:rFonts w:hint="default" w:ascii="Times New Roman" w:hAnsi="Times New Roman" w:eastAsia="黑体" w:cs="Times New Roman"/>
+          <w:b w:val="0"/>
+          <w:bCs w:val="0"/>
+          <w:i/>
+          <w:iCs/>
+          <w:color w:val="auto"/>
+          <w:sz w:val="20"/>
+          <w:szCs w:val="20"/>
+          <w:lang w:val="en-US" w:eastAsia="zh-CN"/>
+        </w:rPr>
+      </w:pPr>
+      <w:r>
+        <w:rPr>
+          <w:rFonts w:hint="default" w:ascii="Times New Roman" w:hAnsi="Times New Roman" w:eastAsia="黑体" w:cs="Times New Roman"/>
+          <w:b w:val="0"/>
+          <w:bCs w:val="0"/>
+          <w:i/>
+          <w:iCs/>
+          <w:color w:val="auto"/>
+          <w:sz w:val="20"/>
+          <w:szCs w:val="20"/>
+          <w:lang w:val="en-US" w:eastAsia="zh-CN"/>
+        </w:rPr>
+        <w:t>SELECT lab.labid,</w:t>
+      </w:r>
+    </w:p>
+    <w:p>
+      <w:pPr>
+        <w:rPr>
+          <w:rFonts w:hint="default" w:ascii="Times New Roman" w:hAnsi="Times New Roman" w:eastAsia="黑体" w:cs="Times New Roman"/>
+          <w:b w:val="0"/>
+          <w:bCs w:val="0"/>
+          <w:i/>
+          <w:iCs/>
+          <w:color w:val="auto"/>
+          <w:sz w:val="20"/>
+          <w:szCs w:val="20"/>
+          <w:lang w:val="en-US" w:eastAsia="zh-CN"/>
+        </w:rPr>
+      </w:pPr>
+      <w:r>
+        <w:rPr>
+          <w:rFonts w:hint="default" w:ascii="Times New Roman" w:hAnsi="Times New Roman" w:eastAsia="黑体" w:cs="Times New Roman"/>
+          <w:b w:val="0"/>
+          <w:bCs w:val="0"/>
+          <w:i/>
+          <w:iCs/>
+          <w:color w:val="auto"/>
+          <w:sz w:val="20"/>
+          <w:szCs w:val="20"/>
+          <w:lang w:val="en-US" w:eastAsia="zh-CN"/>
+        </w:rPr>
+        <w:t xml:space="preserve">    lab.patientunitstayid,</w:t>
+      </w:r>
+    </w:p>
+    <w:p>
+      <w:pPr>
+        <w:rPr>
+          <w:rFonts w:hint="default" w:ascii="Times New Roman" w:hAnsi="Times New Roman" w:eastAsia="黑体" w:cs="Times New Roman"/>
+          <w:b w:val="0"/>
+          <w:bCs w:val="0"/>
+          <w:i/>
+          <w:iCs/>
+          <w:color w:val="auto"/>
+          <w:sz w:val="20"/>
+          <w:szCs w:val="20"/>
+          <w:lang w:val="en-US" w:eastAsia="zh-CN"/>
+        </w:rPr>
+      </w:pPr>
+      <w:r>
+        <w:rPr>
+          <w:rFonts w:hint="default" w:ascii="Times New Roman" w:hAnsi="Times New Roman" w:eastAsia="黑体" w:cs="Times New Roman"/>
+          <w:b w:val="0"/>
+          <w:bCs w:val="0"/>
+          <w:i/>
+          <w:iCs/>
+          <w:color w:val="auto"/>
+          <w:sz w:val="20"/>
+          <w:szCs w:val="20"/>
+          <w:lang w:val="en-US" w:eastAsia="zh-CN"/>
+        </w:rPr>
+        <w:t xml:space="preserve">    max((lab.labresulttext)::text) AS albumin</w:t>
+      </w:r>
+    </w:p>
+    <w:p>
+      <w:pPr>
+        <w:rPr>
+          <w:rFonts w:hint="default" w:ascii="Times New Roman" w:hAnsi="Times New Roman" w:eastAsia="黑体" w:cs="Times New Roman"/>
+          <w:b w:val="0"/>
+          <w:bCs w:val="0"/>
+          <w:i/>
+          <w:iCs/>
+          <w:color w:val="auto"/>
+          <w:sz w:val="20"/>
+          <w:szCs w:val="20"/>
+          <w:lang w:val="en-US" w:eastAsia="zh-CN"/>
+        </w:rPr>
+      </w:pPr>
+      <w:r>
+        <w:rPr>
+          <w:rFonts w:hint="default" w:ascii="Times New Roman" w:hAnsi="Times New Roman" w:eastAsia="黑体" w:cs="Times New Roman"/>
+          <w:b w:val="0"/>
+          <w:bCs w:val="0"/>
+          <w:i/>
+          <w:iCs/>
+          <w:color w:val="auto"/>
+          <w:sz w:val="20"/>
+          <w:szCs w:val="20"/>
+          <w:lang w:val="en-US" w:eastAsia="zh-CN"/>
+        </w:rPr>
+        <w:t xml:space="preserve">   FROM lab</w:t>
+      </w:r>
+    </w:p>
+    <w:p>
+      <w:pPr>
+        <w:rPr>
+          <w:rFonts w:hint="default" w:ascii="Times New Roman" w:hAnsi="Times New Roman" w:eastAsia="黑体" w:cs="Times New Roman"/>
+          <w:b w:val="0"/>
+          <w:bCs w:val="0"/>
+          <w:i/>
+          <w:iCs/>
+          <w:color w:val="auto"/>
+          <w:sz w:val="20"/>
+          <w:szCs w:val="20"/>
+          <w:lang w:val="en-US" w:eastAsia="zh-CN"/>
+        </w:rPr>
+      </w:pPr>
+      <w:r>
+        <w:rPr>
+          <w:rFonts w:hint="default" w:ascii="Times New Roman" w:hAnsi="Times New Roman" w:eastAsia="黑体" w:cs="Times New Roman"/>
+          <w:b w:val="0"/>
+          <w:bCs w:val="0"/>
+          <w:i/>
+          <w:iCs/>
+          <w:color w:val="auto"/>
+          <w:sz w:val="20"/>
+          <w:szCs w:val="20"/>
+          <w:lang w:val="en-US" w:eastAsia="zh-CN"/>
+        </w:rPr>
+        <w:t xml:space="preserve">  WHERE ((lab.labname)::text = 'albumin'::text)</w:t>
+      </w:r>
+    </w:p>
+    <w:p>
+      <w:pPr>
+        <w:rPr>
+          <w:rFonts w:hint="default" w:ascii="Times New Roman" w:hAnsi="Times New Roman" w:eastAsia="黑体" w:cs="Times New Roman"/>
+          <w:b w:val="0"/>
+          <w:bCs w:val="0"/>
+          <w:i/>
+          <w:iCs/>
+          <w:color w:val="auto"/>
+          <w:sz w:val="20"/>
+          <w:szCs w:val="20"/>
+          <w:lang w:val="en-US" w:eastAsia="zh-CN"/>
+        </w:rPr>
+      </w:pPr>
+      <w:r>
+        <w:rPr>
+          <w:rFonts w:hint="default" w:ascii="Times New Roman" w:hAnsi="Times New Roman" w:eastAsia="黑体" w:cs="Times New Roman"/>
+          <w:b w:val="0"/>
+          <w:bCs w:val="0"/>
+          <w:i/>
+          <w:iCs/>
+          <w:color w:val="auto"/>
+          <w:sz w:val="20"/>
+          <w:szCs w:val="20"/>
+          <w:lang w:val="en-US" w:eastAsia="zh-CN"/>
+        </w:rPr>
+        <w:t xml:space="preserve">  GROUP BY lab.labid, lab.patientunitstayid, lab.labresulttext</w:t>
+      </w:r>
+    </w:p>
+    <w:p>
+      <w:pPr>
+        <w:rPr>
+          <w:rFonts w:hint="default" w:ascii="Times New Roman" w:hAnsi="Times New Roman" w:eastAsia="黑体" w:cs="Times New Roman"/>
+          <w:b w:val="0"/>
+          <w:bCs w:val="0"/>
+          <w:i/>
+          <w:iCs/>
+          <w:color w:val="auto"/>
+          <w:sz w:val="20"/>
+          <w:szCs w:val="20"/>
+          <w:lang w:val="en-US" w:eastAsia="zh-CN"/>
+        </w:rPr>
+      </w:pPr>
+    </w:p>
+    <w:p>
+      <w:pPr>
+        <w:pStyle w:val="3"/>
+        <w:numPr>
+          <w:ilvl w:val="0"/>
+          <w:numId w:val="3"/>
+        </w:numPr>
+        <w:bidi w:val="0"/>
+        <w:ind w:left="425" w:leftChars="0" w:hanging="425" w:firstLineChars="0"/>
+        <w:rPr>
+          <w:rFonts w:hint="default"/>
+          <w:lang w:val="en-US" w:eastAsia="zh-CN"/>
+        </w:rPr>
+      </w:pPr>
+      <w:r>
+        <w:rPr>
+          <w:rFonts w:hint="default"/>
+          <w:lang w:val="en-US" w:eastAsia="zh-CN"/>
+        </w:rPr>
+        <w:t>Attempting to extract shared stay IDs of patients by leveraging established entities of diabetic mellitus and chronic kidney disease, followed by extracting clinical data from the view "diabetes mellitus and chronic kidney disease"</w:t>
+      </w:r>
+      <w:r>
+        <w:rPr>
+          <w:rFonts w:hint="eastAsia"/>
+          <w:lang w:val="en-US" w:eastAsia="zh-CN"/>
+        </w:rPr>
+        <w:t xml:space="preserve"> and </w:t>
+      </w:r>
+      <w:r>
+        <w:rPr>
+          <w:rFonts w:hint="default"/>
+          <w:lang w:val="en-US" w:eastAsia="zh-CN"/>
+        </w:rPr>
+        <w:t xml:space="preserve"> 'albumin'</w:t>
+      </w:r>
+      <w:r>
+        <w:rPr>
+          <w:rFonts w:hint="eastAsia"/>
+          <w:lang w:val="en-US" w:eastAsia="zh-CN"/>
+        </w:rPr>
+        <w:t>,</w:t>
+      </w:r>
+      <w:r>
+        <w:rPr>
+          <w:rFonts w:hint="default"/>
+          <w:lang w:val="en-US" w:eastAsia="zh-CN"/>
+        </w:rPr>
+        <w:t>’</w:t>
+      </w:r>
+      <w:r>
+        <w:rPr>
+          <w:rFonts w:hint="eastAsia"/>
+          <w:lang w:val="en-US" w:eastAsia="zh-CN"/>
+        </w:rPr>
+        <w:t>Hemoglobin</w:t>
+      </w:r>
+      <w:r>
+        <w:rPr>
+          <w:rFonts w:hint="default"/>
+          <w:lang w:val="en-US" w:eastAsia="zh-CN"/>
+        </w:rPr>
+        <w:t>’</w:t>
+      </w:r>
+      <w:r>
+        <w:rPr>
+          <w:rFonts w:hint="eastAsia"/>
+          <w:lang w:val="en-US" w:eastAsia="zh-CN"/>
+        </w:rPr>
+        <w:t>,</w:t>
+      </w:r>
+      <w:r>
+        <w:rPr>
+          <w:rFonts w:hint="default"/>
+          <w:lang w:val="en-US" w:eastAsia="zh-CN"/>
+        </w:rPr>
+        <w:t>‘</w:t>
+      </w:r>
+      <w:r>
+        <w:rPr>
+          <w:rFonts w:hint="eastAsia"/>
+          <w:lang w:val="en-US" w:eastAsia="zh-CN"/>
+        </w:rPr>
+        <w:t>Potassium</w:t>
+      </w:r>
+      <w:r>
+        <w:rPr>
+          <w:rFonts w:hint="default"/>
+          <w:lang w:val="en-US" w:eastAsia="zh-CN"/>
+        </w:rPr>
+        <w:t>’</w:t>
+      </w:r>
+      <w:r>
+        <w:rPr>
+          <w:rFonts w:hint="eastAsia"/>
+          <w:lang w:val="en-US" w:eastAsia="zh-CN"/>
+        </w:rPr>
+        <w:t>,</w:t>
+      </w:r>
+      <w:r>
+        <w:rPr>
+          <w:rFonts w:hint="default"/>
+          <w:lang w:val="en-US" w:eastAsia="zh-CN"/>
+        </w:rPr>
+        <w:t>‘</w:t>
+      </w:r>
+      <w:r>
+        <w:rPr>
+          <w:rFonts w:hint="eastAsia"/>
+          <w:lang w:val="en-US" w:eastAsia="zh-CN"/>
+        </w:rPr>
+        <w:t>Chloride</w:t>
+      </w:r>
+      <w:r>
+        <w:rPr>
+          <w:rFonts w:hint="default"/>
+          <w:lang w:val="en-US" w:eastAsia="zh-CN"/>
+        </w:rPr>
+        <w:t>’</w:t>
+      </w:r>
+      <w:r>
+        <w:rPr>
+          <w:rFonts w:hint="eastAsia"/>
+          <w:lang w:val="en-US" w:eastAsia="zh-CN"/>
+        </w:rPr>
+        <w:t>,</w:t>
+      </w:r>
+      <w:r>
+        <w:rPr>
+          <w:rFonts w:hint="default"/>
+          <w:lang w:val="en-US" w:eastAsia="zh-CN"/>
+        </w:rPr>
+        <w:t>‘</w:t>
+      </w:r>
+      <w:r>
+        <w:rPr>
+          <w:rFonts w:hint="eastAsia"/>
+          <w:lang w:val="en-US" w:eastAsia="zh-CN"/>
+        </w:rPr>
+        <w:t>Magnesium</w:t>
+      </w:r>
+      <w:r>
+        <w:rPr>
+          <w:rFonts w:hint="default"/>
+          <w:lang w:val="en-US" w:eastAsia="zh-CN"/>
+        </w:rPr>
+        <w:t>’</w:t>
+      </w:r>
+      <w:r>
+        <w:rPr>
+          <w:rFonts w:hint="eastAsia"/>
+          <w:lang w:val="en-US" w:eastAsia="zh-CN"/>
+        </w:rPr>
+        <w:t>,</w:t>
+      </w:r>
+      <w:r>
+        <w:rPr>
+          <w:rFonts w:hint="default"/>
+          <w:lang w:val="en-US" w:eastAsia="zh-CN"/>
+        </w:rPr>
+        <w:t>‘</w:t>
+      </w:r>
+      <w:r>
+        <w:rPr>
+          <w:rFonts w:hint="eastAsia"/>
+          <w:lang w:val="en-US" w:eastAsia="zh-CN"/>
+        </w:rPr>
+        <w:t>International_normalized_ratio</w:t>
+      </w:r>
+      <w:r>
+        <w:rPr>
+          <w:rFonts w:hint="default"/>
+          <w:lang w:val="en-US" w:eastAsia="zh-CN"/>
+        </w:rPr>
+        <w:t>’</w:t>
+      </w:r>
+      <w:r>
+        <w:rPr>
+          <w:rFonts w:hint="eastAsia"/>
+          <w:lang w:val="en-US" w:eastAsia="zh-CN"/>
+        </w:rPr>
+        <w:t>,</w:t>
+      </w:r>
+      <w:r>
+        <w:rPr>
+          <w:rFonts w:hint="default"/>
+          <w:lang w:val="en-US" w:eastAsia="zh-CN"/>
+        </w:rPr>
+        <w:t>‘</w:t>
+      </w:r>
+      <w:r>
+        <w:rPr>
+          <w:rFonts w:hint="eastAsia"/>
+          <w:lang w:val="en-US" w:eastAsia="zh-CN"/>
+        </w:rPr>
+        <w:t>Blood_urea_nitrogen</w:t>
+      </w:r>
+      <w:r>
+        <w:rPr>
+          <w:rFonts w:hint="default"/>
+          <w:lang w:val="en-US" w:eastAsia="zh-CN"/>
+        </w:rPr>
+        <w:t>’.</w:t>
+      </w:r>
+    </w:p>
+    <w:p>
+      <w:pPr>
+        <w:pStyle w:val="3"/>
+        <w:numPr>
+          <w:numId w:val="0"/>
+        </w:numPr>
+        <w:bidi w:val="0"/>
+        <w:ind w:leftChars="0"/>
+        <w:rPr>
+          <w:rFonts w:hint="default"/>
+          <w:lang w:val="en-US" w:eastAsia="zh-CN"/>
+        </w:rPr>
+      </w:pPr>
+      <w:bookmarkStart w:id="0" w:name="_GoBack"/>
+      <w:bookmarkEnd w:id="0"/>
+    </w:p>
+    <w:p>
+      <w:pPr>
+        <w:rPr>
+          <w:rFonts w:hint="default" w:ascii="Times New Roman" w:hAnsi="Times New Roman" w:eastAsia="黑体" w:cs="Times New Roman"/>
+          <w:b w:val="0"/>
+          <w:bCs w:val="0"/>
+          <w:i/>
+          <w:iCs/>
+          <w:color w:val="auto"/>
+          <w:sz w:val="20"/>
+          <w:szCs w:val="20"/>
+          <w:lang w:val="en-US" w:eastAsia="zh-CN"/>
+        </w:rPr>
+      </w:pPr>
+      <w:r>
+        <w:rPr>
+          <w:rFonts w:hint="default" w:ascii="Times New Roman" w:hAnsi="Times New Roman" w:eastAsia="黑体" w:cs="Times New Roman"/>
+          <w:b w:val="0"/>
+          <w:bCs w:val="0"/>
+          <w:i/>
+          <w:iCs/>
+          <w:color w:val="auto"/>
+          <w:sz w:val="20"/>
+          <w:szCs w:val="20"/>
+          <w:lang w:val="en-US" w:eastAsia="zh-CN"/>
+        </w:rPr>
+        <w:t>SELECT "</w:t>
+      </w:r>
+      <w:r>
+        <w:rPr>
+          <w:rFonts w:hint="eastAsia" w:ascii="Times New Roman" w:hAnsi="Times New Roman" w:eastAsia="黑体" w:cs="Times New Roman"/>
+          <w:b w:val="0"/>
+          <w:bCs w:val="0"/>
+          <w:i/>
+          <w:iCs/>
+          <w:color w:val="auto"/>
+          <w:sz w:val="20"/>
+          <w:szCs w:val="20"/>
+          <w:lang w:val="en-US" w:eastAsia="zh-CN"/>
+        </w:rPr>
+        <w:t>diabetes mellitus and chronic kidney disease</w:t>
+      </w:r>
+      <w:r>
+        <w:rPr>
+          <w:rFonts w:hint="default" w:ascii="Times New Roman" w:hAnsi="Times New Roman" w:eastAsia="黑体" w:cs="Times New Roman"/>
+          <w:b w:val="0"/>
+          <w:bCs w:val="0"/>
+          <w:i/>
+          <w:iCs/>
+          <w:color w:val="auto"/>
+          <w:sz w:val="20"/>
+          <w:szCs w:val="20"/>
+          <w:lang w:val="en-US" w:eastAsia="zh-CN"/>
+        </w:rPr>
+        <w:t>".patientunitstayid,</w:t>
+      </w:r>
+    </w:p>
+    <w:p>
+      <w:pPr>
+        <w:rPr>
+          <w:rFonts w:hint="default" w:ascii="Times New Roman" w:hAnsi="Times New Roman" w:eastAsia="黑体" w:cs="Times New Roman"/>
+          <w:b w:val="0"/>
+          <w:bCs w:val="0"/>
+          <w:i/>
+          <w:iCs/>
+          <w:color w:val="auto"/>
+          <w:sz w:val="20"/>
+          <w:szCs w:val="20"/>
+          <w:lang w:val="en-US" w:eastAsia="zh-CN"/>
+        </w:rPr>
+      </w:pPr>
+      <w:r>
+        <w:rPr>
+          <w:rFonts w:hint="default" w:ascii="Times New Roman" w:hAnsi="Times New Roman" w:eastAsia="黑体" w:cs="Times New Roman"/>
+          <w:b w:val="0"/>
+          <w:bCs w:val="0"/>
+          <w:i/>
+          <w:iCs/>
+          <w:color w:val="auto"/>
+          <w:sz w:val="20"/>
+          <w:szCs w:val="20"/>
+          <w:lang w:val="en-US" w:eastAsia="zh-CN"/>
+        </w:rPr>
+        <w:t xml:space="preserve">    "</w:t>
+      </w:r>
+      <w:r>
+        <w:rPr>
+          <w:rFonts w:hint="eastAsia" w:ascii="Times New Roman" w:hAnsi="Times New Roman" w:eastAsia="黑体" w:cs="Times New Roman"/>
+          <w:b w:val="0"/>
+          <w:bCs w:val="0"/>
+          <w:i/>
+          <w:iCs/>
+          <w:color w:val="auto"/>
+          <w:sz w:val="20"/>
+          <w:szCs w:val="20"/>
+          <w:lang w:val="en-US" w:eastAsia="zh-CN"/>
+        </w:rPr>
+        <w:t>diabetes mellitus and chronic kidney disease</w:t>
+      </w:r>
+      <w:r>
+        <w:rPr>
+          <w:rFonts w:hint="default" w:ascii="Times New Roman" w:hAnsi="Times New Roman" w:eastAsia="黑体" w:cs="Times New Roman"/>
+          <w:b w:val="0"/>
+          <w:bCs w:val="0"/>
+          <w:i/>
+          <w:iCs/>
+          <w:color w:val="auto"/>
+          <w:sz w:val="20"/>
+          <w:szCs w:val="20"/>
+          <w:lang w:val="en-US" w:eastAsia="zh-CN"/>
+        </w:rPr>
+        <w:t>".gender,</w:t>
+      </w:r>
+    </w:p>
+    <w:p>
+      <w:pPr>
+        <w:rPr>
+          <w:rFonts w:hint="default" w:ascii="Times New Roman" w:hAnsi="Times New Roman" w:eastAsia="黑体" w:cs="Times New Roman"/>
+          <w:b w:val="0"/>
+          <w:bCs w:val="0"/>
+          <w:i/>
+          <w:iCs/>
+          <w:color w:val="auto"/>
+          <w:sz w:val="20"/>
+          <w:szCs w:val="20"/>
+          <w:lang w:val="en-US" w:eastAsia="zh-CN"/>
+        </w:rPr>
+      </w:pPr>
+      <w:r>
+        <w:rPr>
+          <w:rFonts w:hint="default" w:ascii="Times New Roman" w:hAnsi="Times New Roman" w:eastAsia="黑体" w:cs="Times New Roman"/>
+          <w:b w:val="0"/>
+          <w:bCs w:val="0"/>
+          <w:i/>
+          <w:iCs/>
+          <w:color w:val="auto"/>
+          <w:sz w:val="20"/>
+          <w:szCs w:val="20"/>
+          <w:lang w:val="en-US" w:eastAsia="zh-CN"/>
+        </w:rPr>
+        <w:t xml:space="preserve">    "</w:t>
+      </w:r>
+      <w:r>
+        <w:rPr>
+          <w:rFonts w:hint="eastAsia" w:ascii="Times New Roman" w:hAnsi="Times New Roman" w:eastAsia="黑体" w:cs="Times New Roman"/>
+          <w:b w:val="0"/>
+          <w:bCs w:val="0"/>
+          <w:i/>
+          <w:iCs/>
+          <w:color w:val="auto"/>
+          <w:sz w:val="20"/>
+          <w:szCs w:val="20"/>
+          <w:lang w:val="en-US" w:eastAsia="zh-CN"/>
+        </w:rPr>
+        <w:t>diabetes mellitus and chronic kidney disease</w:t>
+      </w:r>
+      <w:r>
+        <w:rPr>
+          <w:rFonts w:hint="default" w:ascii="Times New Roman" w:hAnsi="Times New Roman" w:eastAsia="黑体" w:cs="Times New Roman"/>
+          <w:b w:val="0"/>
+          <w:bCs w:val="0"/>
+          <w:i/>
+          <w:iCs/>
+          <w:color w:val="auto"/>
+          <w:sz w:val="20"/>
+          <w:szCs w:val="20"/>
+          <w:lang w:val="en-US" w:eastAsia="zh-CN"/>
+        </w:rPr>
+        <w:t>".age,</w:t>
+      </w:r>
+    </w:p>
+    <w:p>
+      <w:pPr>
+        <w:rPr>
+          <w:rFonts w:hint="default" w:ascii="Times New Roman" w:hAnsi="Times New Roman" w:eastAsia="黑体" w:cs="Times New Roman"/>
+          <w:b w:val="0"/>
+          <w:bCs w:val="0"/>
+          <w:i/>
+          <w:iCs/>
+          <w:color w:val="auto"/>
+          <w:sz w:val="20"/>
+          <w:szCs w:val="20"/>
+          <w:lang w:val="en-US" w:eastAsia="zh-CN"/>
+        </w:rPr>
+      </w:pPr>
+      <w:r>
+        <w:rPr>
+          <w:rFonts w:hint="default" w:ascii="Times New Roman" w:hAnsi="Times New Roman" w:eastAsia="黑体" w:cs="Times New Roman"/>
+          <w:b w:val="0"/>
+          <w:bCs w:val="0"/>
+          <w:i/>
+          <w:iCs/>
+          <w:color w:val="auto"/>
+          <w:sz w:val="20"/>
+          <w:szCs w:val="20"/>
+          <w:lang w:val="en-US" w:eastAsia="zh-CN"/>
+        </w:rPr>
+        <w:t xml:space="preserve">    "</w:t>
+      </w:r>
+      <w:r>
+        <w:rPr>
+          <w:rFonts w:hint="eastAsia" w:ascii="Times New Roman" w:hAnsi="Times New Roman" w:eastAsia="黑体" w:cs="Times New Roman"/>
+          <w:b w:val="0"/>
+          <w:bCs w:val="0"/>
+          <w:i/>
+          <w:iCs/>
+          <w:color w:val="auto"/>
+          <w:sz w:val="20"/>
+          <w:szCs w:val="20"/>
+          <w:lang w:val="en-US" w:eastAsia="zh-CN"/>
+        </w:rPr>
+        <w:t>diabetes mellitus and chronic kidney disease</w:t>
+      </w:r>
+      <w:r>
+        <w:rPr>
+          <w:rFonts w:hint="default" w:ascii="Times New Roman" w:hAnsi="Times New Roman" w:eastAsia="黑体" w:cs="Times New Roman"/>
+          <w:b w:val="0"/>
+          <w:bCs w:val="0"/>
+          <w:i/>
+          <w:iCs/>
+          <w:color w:val="auto"/>
+          <w:sz w:val="20"/>
+          <w:szCs w:val="20"/>
+          <w:lang w:val="en-US" w:eastAsia="zh-CN"/>
+        </w:rPr>
+        <w:t>".hospitaldischargestatus,</w:t>
+      </w:r>
+    </w:p>
+    <w:p>
+      <w:pPr>
+        <w:rPr>
+          <w:rFonts w:hint="default" w:ascii="Times New Roman" w:hAnsi="Times New Roman" w:eastAsia="黑体" w:cs="Times New Roman"/>
+          <w:b w:val="0"/>
+          <w:bCs w:val="0"/>
+          <w:i/>
+          <w:iCs/>
+          <w:color w:val="auto"/>
+          <w:sz w:val="20"/>
+          <w:szCs w:val="20"/>
+          <w:lang w:val="en-US" w:eastAsia="zh-CN"/>
+        </w:rPr>
+      </w:pPr>
+      <w:r>
+        <w:rPr>
+          <w:rFonts w:hint="default" w:ascii="Times New Roman" w:hAnsi="Times New Roman" w:eastAsia="黑体" w:cs="Times New Roman"/>
+          <w:b w:val="0"/>
+          <w:bCs w:val="0"/>
+          <w:i/>
+          <w:iCs/>
+          <w:color w:val="auto"/>
+          <w:sz w:val="20"/>
+          <w:szCs w:val="20"/>
+          <w:lang w:val="en-US" w:eastAsia="zh-CN"/>
+        </w:rPr>
+        <w:t xml:space="preserve">    "</w:t>
+      </w:r>
+      <w:r>
+        <w:rPr>
+          <w:rFonts w:hint="eastAsia" w:ascii="Times New Roman" w:hAnsi="Times New Roman" w:eastAsia="黑体" w:cs="Times New Roman"/>
+          <w:b w:val="0"/>
+          <w:bCs w:val="0"/>
+          <w:i/>
+          <w:iCs/>
+          <w:color w:val="auto"/>
+          <w:sz w:val="20"/>
+          <w:szCs w:val="20"/>
+          <w:lang w:val="en-US" w:eastAsia="zh-CN"/>
+        </w:rPr>
+        <w:t>diabetes mellitus and chronic kidney disease</w:t>
+      </w:r>
+      <w:r>
+        <w:rPr>
+          <w:rFonts w:hint="default" w:ascii="Times New Roman" w:hAnsi="Times New Roman" w:eastAsia="黑体" w:cs="Times New Roman"/>
+          <w:b w:val="0"/>
+          <w:bCs w:val="0"/>
+          <w:i/>
+          <w:iCs/>
+          <w:color w:val="auto"/>
+          <w:sz w:val="20"/>
+          <w:szCs w:val="20"/>
+          <w:lang w:val="en-US" w:eastAsia="zh-CN"/>
+        </w:rPr>
+        <w:t>".unitdischargestatus,</w:t>
+      </w:r>
+    </w:p>
+    <w:p>
+      <w:pPr>
+        <w:rPr>
+          <w:rFonts w:hint="default" w:ascii="Times New Roman" w:hAnsi="Times New Roman" w:eastAsia="黑体" w:cs="Times New Roman"/>
+          <w:b w:val="0"/>
+          <w:bCs w:val="0"/>
+          <w:i/>
+          <w:iCs/>
+          <w:color w:val="auto"/>
+          <w:sz w:val="20"/>
+          <w:szCs w:val="20"/>
+          <w:lang w:val="en-US" w:eastAsia="zh-CN"/>
+        </w:rPr>
+      </w:pPr>
+      <w:r>
+        <w:rPr>
+          <w:rFonts w:hint="default" w:ascii="Times New Roman" w:hAnsi="Times New Roman" w:eastAsia="黑体" w:cs="Times New Roman"/>
+          <w:b w:val="0"/>
+          <w:bCs w:val="0"/>
+          <w:i/>
+          <w:iCs/>
+          <w:color w:val="auto"/>
+          <w:sz w:val="20"/>
+          <w:szCs w:val="20"/>
+          <w:lang w:val="en-US" w:eastAsia="zh-CN"/>
+        </w:rPr>
+        <w:t xml:space="preserve">    "</w:t>
+      </w:r>
+      <w:r>
+        <w:rPr>
+          <w:rFonts w:hint="eastAsia" w:ascii="Times New Roman" w:hAnsi="Times New Roman" w:eastAsia="黑体" w:cs="Times New Roman"/>
+          <w:b w:val="0"/>
+          <w:bCs w:val="0"/>
+          <w:i/>
+          <w:iCs/>
+          <w:color w:val="auto"/>
+          <w:sz w:val="20"/>
+          <w:szCs w:val="20"/>
+          <w:lang w:val="en-US" w:eastAsia="zh-CN"/>
+        </w:rPr>
+        <w:t>diabetes mellitus and chronic kidney disease</w:t>
+      </w:r>
+      <w:r>
+        <w:rPr>
+          <w:rFonts w:hint="default" w:ascii="Times New Roman" w:hAnsi="Times New Roman" w:eastAsia="黑体" w:cs="Times New Roman"/>
+          <w:b w:val="0"/>
+          <w:bCs w:val="0"/>
+          <w:i/>
+          <w:iCs/>
+          <w:color w:val="auto"/>
+          <w:sz w:val="20"/>
+          <w:szCs w:val="20"/>
+          <w:lang w:val="en-US" w:eastAsia="zh-CN"/>
+        </w:rPr>
+        <w:t>".actualhospitalmortality,</w:t>
+      </w:r>
+    </w:p>
+    <w:p>
+      <w:pPr>
+        <w:rPr>
+          <w:rFonts w:hint="default" w:ascii="Times New Roman" w:hAnsi="Times New Roman" w:eastAsia="黑体" w:cs="Times New Roman"/>
+          <w:b w:val="0"/>
+          <w:bCs w:val="0"/>
+          <w:i/>
+          <w:iCs/>
+          <w:color w:val="auto"/>
+          <w:sz w:val="20"/>
+          <w:szCs w:val="20"/>
+          <w:lang w:val="en-US" w:eastAsia="zh-CN"/>
+        </w:rPr>
+      </w:pPr>
+      <w:r>
+        <w:rPr>
+          <w:rFonts w:hint="default" w:ascii="Times New Roman" w:hAnsi="Times New Roman" w:eastAsia="黑体" w:cs="Times New Roman"/>
+          <w:b w:val="0"/>
+          <w:bCs w:val="0"/>
+          <w:i/>
+          <w:iCs/>
+          <w:color w:val="auto"/>
+          <w:sz w:val="20"/>
+          <w:szCs w:val="20"/>
+          <w:lang w:val="en-US" w:eastAsia="zh-CN"/>
+        </w:rPr>
+        <w:t xml:space="preserve">    "</w:t>
+      </w:r>
+      <w:r>
+        <w:rPr>
+          <w:rFonts w:hint="eastAsia" w:ascii="Times New Roman" w:hAnsi="Times New Roman" w:eastAsia="黑体" w:cs="Times New Roman"/>
+          <w:b w:val="0"/>
+          <w:bCs w:val="0"/>
+          <w:i/>
+          <w:iCs/>
+          <w:color w:val="auto"/>
+          <w:sz w:val="20"/>
+          <w:szCs w:val="20"/>
+          <w:lang w:val="en-US" w:eastAsia="zh-CN"/>
+        </w:rPr>
+        <w:t>diabetes mellitus and chronic kidney disease</w:t>
+      </w:r>
+      <w:r>
+        <w:rPr>
+          <w:rFonts w:hint="default" w:ascii="Times New Roman" w:hAnsi="Times New Roman" w:eastAsia="黑体" w:cs="Times New Roman"/>
+          <w:b w:val="0"/>
+          <w:bCs w:val="0"/>
+          <w:i/>
+          <w:iCs/>
+          <w:color w:val="auto"/>
+          <w:sz w:val="20"/>
+          <w:szCs w:val="20"/>
+          <w:lang w:val="en-US" w:eastAsia="zh-CN"/>
+        </w:rPr>
+        <w:t>".actualiculos,</w:t>
+      </w:r>
+    </w:p>
+    <w:p>
+      <w:pPr>
+        <w:rPr>
+          <w:rFonts w:hint="default" w:ascii="Times New Roman" w:hAnsi="Times New Roman" w:eastAsia="黑体" w:cs="Times New Roman"/>
+          <w:b w:val="0"/>
+          <w:bCs w:val="0"/>
+          <w:i/>
+          <w:iCs/>
+          <w:color w:val="auto"/>
+          <w:sz w:val="20"/>
+          <w:szCs w:val="20"/>
+          <w:lang w:val="en-US" w:eastAsia="zh-CN"/>
+        </w:rPr>
+      </w:pPr>
+      <w:r>
+        <w:rPr>
+          <w:rFonts w:hint="default" w:ascii="Times New Roman" w:hAnsi="Times New Roman" w:eastAsia="黑体" w:cs="Times New Roman"/>
+          <w:b w:val="0"/>
+          <w:bCs w:val="0"/>
+          <w:i/>
+          <w:iCs/>
+          <w:color w:val="auto"/>
+          <w:sz w:val="20"/>
+          <w:szCs w:val="20"/>
+          <w:lang w:val="en-US" w:eastAsia="zh-CN"/>
+        </w:rPr>
+        <w:t xml:space="preserve">    "</w:t>
+      </w:r>
+      <w:r>
+        <w:rPr>
+          <w:rFonts w:hint="eastAsia" w:ascii="Times New Roman" w:hAnsi="Times New Roman" w:eastAsia="黑体" w:cs="Times New Roman"/>
+          <w:b w:val="0"/>
+          <w:bCs w:val="0"/>
+          <w:i/>
+          <w:iCs/>
+          <w:color w:val="auto"/>
+          <w:sz w:val="20"/>
+          <w:szCs w:val="20"/>
+          <w:lang w:val="en-US" w:eastAsia="zh-CN"/>
+        </w:rPr>
+        <w:t>diabetes mellitus and chronic kidney disease</w:t>
+      </w:r>
+      <w:r>
+        <w:rPr>
+          <w:rFonts w:hint="default" w:ascii="Times New Roman" w:hAnsi="Times New Roman" w:eastAsia="黑体" w:cs="Times New Roman"/>
+          <w:b w:val="0"/>
+          <w:bCs w:val="0"/>
+          <w:i/>
+          <w:iCs/>
+          <w:color w:val="auto"/>
+          <w:sz w:val="20"/>
+          <w:szCs w:val="20"/>
+          <w:lang w:val="en-US" w:eastAsia="zh-CN"/>
+        </w:rPr>
+        <w:t>".actualhospitallos,</w:t>
+      </w:r>
+    </w:p>
+    <w:p>
+      <w:pPr>
+        <w:rPr>
+          <w:rFonts w:hint="default" w:ascii="Times New Roman" w:hAnsi="Times New Roman" w:eastAsia="黑体" w:cs="Times New Roman"/>
+          <w:b w:val="0"/>
+          <w:bCs w:val="0"/>
+          <w:i/>
+          <w:iCs/>
+          <w:color w:val="auto"/>
+          <w:sz w:val="20"/>
+          <w:szCs w:val="20"/>
+          <w:lang w:val="en-US" w:eastAsia="zh-CN"/>
+        </w:rPr>
+      </w:pPr>
+      <w:r>
+        <w:rPr>
+          <w:rFonts w:hint="default" w:ascii="Times New Roman" w:hAnsi="Times New Roman" w:eastAsia="黑体" w:cs="Times New Roman"/>
+          <w:b w:val="0"/>
+          <w:bCs w:val="0"/>
+          <w:i/>
+          <w:iCs/>
+          <w:color w:val="auto"/>
+          <w:sz w:val="20"/>
+          <w:szCs w:val="20"/>
+          <w:lang w:val="en-US" w:eastAsia="zh-CN"/>
+        </w:rPr>
+        <w:t xml:space="preserve">    "</w:t>
+      </w:r>
+      <w:r>
+        <w:rPr>
+          <w:rFonts w:hint="eastAsia" w:ascii="Times New Roman" w:hAnsi="Times New Roman" w:eastAsia="黑体" w:cs="Times New Roman"/>
+          <w:b w:val="0"/>
+          <w:bCs w:val="0"/>
+          <w:i/>
+          <w:iCs/>
+          <w:color w:val="auto"/>
+          <w:sz w:val="20"/>
+          <w:szCs w:val="20"/>
+          <w:lang w:val="en-US" w:eastAsia="zh-CN"/>
+        </w:rPr>
+        <w:t>diabetes mellitus and chronic kidney disease</w:t>
+      </w:r>
+      <w:r>
+        <w:rPr>
+          <w:rFonts w:hint="default" w:ascii="Times New Roman" w:hAnsi="Times New Roman" w:eastAsia="黑体" w:cs="Times New Roman"/>
+          <w:b w:val="0"/>
+          <w:bCs w:val="0"/>
+          <w:i/>
+          <w:iCs/>
+          <w:color w:val="auto"/>
+          <w:sz w:val="20"/>
+          <w:szCs w:val="20"/>
+          <w:lang w:val="en-US" w:eastAsia="zh-CN"/>
+        </w:rPr>
+        <w:t>".liver3,</w:t>
+      </w:r>
+    </w:p>
+    <w:p>
+      <w:pPr>
+        <w:rPr>
+          <w:rFonts w:hint="default" w:ascii="Times New Roman" w:hAnsi="Times New Roman" w:eastAsia="黑体" w:cs="Times New Roman"/>
+          <w:b w:val="0"/>
+          <w:bCs w:val="0"/>
+          <w:i/>
+          <w:iCs/>
+          <w:color w:val="auto"/>
+          <w:sz w:val="20"/>
+          <w:szCs w:val="20"/>
+          <w:lang w:val="en-US" w:eastAsia="zh-CN"/>
+        </w:rPr>
+      </w:pPr>
+      <w:r>
+        <w:rPr>
+          <w:rFonts w:hint="default" w:ascii="Times New Roman" w:hAnsi="Times New Roman" w:eastAsia="黑体" w:cs="Times New Roman"/>
+          <w:b w:val="0"/>
+          <w:bCs w:val="0"/>
+          <w:i/>
+          <w:iCs/>
+          <w:color w:val="auto"/>
+          <w:sz w:val="20"/>
+          <w:szCs w:val="20"/>
+          <w:lang w:val="en-US" w:eastAsia="zh-CN"/>
+        </w:rPr>
+        <w:t xml:space="preserve">    "</w:t>
+      </w:r>
+      <w:r>
+        <w:rPr>
+          <w:rFonts w:hint="eastAsia" w:ascii="Times New Roman" w:hAnsi="Times New Roman" w:eastAsia="黑体" w:cs="Times New Roman"/>
+          <w:b w:val="0"/>
+          <w:bCs w:val="0"/>
+          <w:i/>
+          <w:iCs/>
+          <w:color w:val="auto"/>
+          <w:sz w:val="20"/>
+          <w:szCs w:val="20"/>
+          <w:lang w:val="en-US" w:eastAsia="zh-CN"/>
+        </w:rPr>
+        <w:t>diabetes mellitus and chronic kidney disease</w:t>
+      </w:r>
+      <w:r>
+        <w:rPr>
+          <w:rFonts w:hint="default" w:ascii="Times New Roman" w:hAnsi="Times New Roman" w:eastAsia="黑体" w:cs="Times New Roman"/>
+          <w:b w:val="0"/>
+          <w:bCs w:val="0"/>
+          <w:i/>
+          <w:iCs/>
+          <w:color w:val="auto"/>
+          <w:sz w:val="20"/>
+          <w:szCs w:val="20"/>
+          <w:lang w:val="en-US" w:eastAsia="zh-CN"/>
+        </w:rPr>
+        <w:t>".cancer2,</w:t>
+      </w:r>
+    </w:p>
+    <w:p>
+      <w:pPr>
+        <w:rPr>
+          <w:rFonts w:hint="default" w:ascii="Times New Roman" w:hAnsi="Times New Roman" w:eastAsia="黑体" w:cs="Times New Roman"/>
+          <w:b w:val="0"/>
+          <w:bCs w:val="0"/>
+          <w:i/>
+          <w:iCs/>
+          <w:color w:val="auto"/>
+          <w:sz w:val="20"/>
+          <w:szCs w:val="20"/>
+          <w:lang w:val="en-US" w:eastAsia="zh-CN"/>
+        </w:rPr>
+      </w:pPr>
+      <w:r>
+        <w:rPr>
+          <w:rFonts w:hint="default" w:ascii="Times New Roman" w:hAnsi="Times New Roman" w:eastAsia="黑体" w:cs="Times New Roman"/>
+          <w:b w:val="0"/>
+          <w:bCs w:val="0"/>
+          <w:i/>
+          <w:iCs/>
+          <w:color w:val="auto"/>
+          <w:sz w:val="20"/>
+          <w:szCs w:val="20"/>
+          <w:lang w:val="en-US" w:eastAsia="zh-CN"/>
+        </w:rPr>
+        <w:t xml:space="preserve">    "</w:t>
+      </w:r>
+      <w:r>
+        <w:rPr>
+          <w:rFonts w:hint="eastAsia" w:ascii="Times New Roman" w:hAnsi="Times New Roman" w:eastAsia="黑体" w:cs="Times New Roman"/>
+          <w:b w:val="0"/>
+          <w:bCs w:val="0"/>
+          <w:i/>
+          <w:iCs/>
+          <w:color w:val="auto"/>
+          <w:sz w:val="20"/>
+          <w:szCs w:val="20"/>
+          <w:lang w:val="en-US" w:eastAsia="zh-CN"/>
+        </w:rPr>
+        <w:t>diabetes mellitus and chronic kidney disease</w:t>
+      </w:r>
+      <w:r>
+        <w:rPr>
+          <w:rFonts w:hint="default" w:ascii="Times New Roman" w:hAnsi="Times New Roman" w:eastAsia="黑体" w:cs="Times New Roman"/>
+          <w:b w:val="0"/>
+          <w:bCs w:val="0"/>
+          <w:i/>
+          <w:iCs/>
+          <w:color w:val="auto"/>
+          <w:sz w:val="20"/>
+          <w:szCs w:val="20"/>
+          <w:lang w:val="en-US" w:eastAsia="zh-CN"/>
+        </w:rPr>
+        <w:t>".leukemia2,</w:t>
+      </w:r>
+    </w:p>
+    <w:p>
+      <w:pPr>
+        <w:rPr>
+          <w:rFonts w:hint="default" w:ascii="Times New Roman" w:hAnsi="Times New Roman" w:eastAsia="黑体" w:cs="Times New Roman"/>
+          <w:b w:val="0"/>
+          <w:bCs w:val="0"/>
+          <w:i/>
+          <w:iCs/>
+          <w:color w:val="auto"/>
+          <w:sz w:val="20"/>
+          <w:szCs w:val="20"/>
+          <w:lang w:val="en-US" w:eastAsia="zh-CN"/>
+        </w:rPr>
+      </w:pPr>
+      <w:r>
+        <w:rPr>
+          <w:rFonts w:hint="default" w:ascii="Times New Roman" w:hAnsi="Times New Roman" w:eastAsia="黑体" w:cs="Times New Roman"/>
+          <w:b w:val="0"/>
+          <w:bCs w:val="0"/>
+          <w:i/>
+          <w:iCs/>
+          <w:color w:val="auto"/>
+          <w:sz w:val="20"/>
+          <w:szCs w:val="20"/>
+          <w:lang w:val="en-US" w:eastAsia="zh-CN"/>
+        </w:rPr>
+        <w:t xml:space="preserve">    "</w:t>
+      </w:r>
+      <w:r>
+        <w:rPr>
+          <w:rFonts w:hint="eastAsia" w:ascii="Times New Roman" w:hAnsi="Times New Roman" w:eastAsia="黑体" w:cs="Times New Roman"/>
+          <w:b w:val="0"/>
+          <w:bCs w:val="0"/>
+          <w:i/>
+          <w:iCs/>
+          <w:color w:val="auto"/>
+          <w:sz w:val="20"/>
+          <w:szCs w:val="20"/>
+          <w:lang w:val="en-US" w:eastAsia="zh-CN"/>
+        </w:rPr>
+        <w:t>diabetes mellitus and chronic kidney disease</w:t>
+      </w:r>
+      <w:r>
+        <w:rPr>
+          <w:rFonts w:hint="default" w:ascii="Times New Roman" w:hAnsi="Times New Roman" w:eastAsia="黑体" w:cs="Times New Roman"/>
+          <w:b w:val="0"/>
+          <w:bCs w:val="0"/>
+          <w:i/>
+          <w:iCs/>
+          <w:color w:val="auto"/>
+          <w:sz w:val="20"/>
+          <w:szCs w:val="20"/>
+          <w:lang w:val="en-US" w:eastAsia="zh-CN"/>
+        </w:rPr>
+        <w:t>".lymphoma2,</w:t>
+      </w:r>
+    </w:p>
+    <w:p>
+      <w:pPr>
+        <w:rPr>
+          <w:rFonts w:hint="default" w:ascii="Times New Roman" w:hAnsi="Times New Roman" w:eastAsia="黑体" w:cs="Times New Roman"/>
+          <w:b w:val="0"/>
+          <w:bCs w:val="0"/>
+          <w:i/>
+          <w:iCs/>
+          <w:color w:val="auto"/>
+          <w:sz w:val="20"/>
+          <w:szCs w:val="20"/>
+          <w:lang w:val="en-US" w:eastAsia="zh-CN"/>
+        </w:rPr>
+      </w:pPr>
+      <w:r>
+        <w:rPr>
+          <w:rFonts w:hint="default" w:ascii="Times New Roman" w:hAnsi="Times New Roman" w:eastAsia="黑体" w:cs="Times New Roman"/>
+          <w:b w:val="0"/>
+          <w:bCs w:val="0"/>
+          <w:i/>
+          <w:iCs/>
+          <w:color w:val="auto"/>
+          <w:sz w:val="20"/>
+          <w:szCs w:val="20"/>
+          <w:lang w:val="en-US" w:eastAsia="zh-CN"/>
+        </w:rPr>
+        <w:t xml:space="preserve">    "</w:t>
+      </w:r>
+      <w:r>
+        <w:rPr>
+          <w:rFonts w:hint="eastAsia" w:ascii="Times New Roman" w:hAnsi="Times New Roman" w:eastAsia="黑体" w:cs="Times New Roman"/>
+          <w:b w:val="0"/>
+          <w:bCs w:val="0"/>
+          <w:i/>
+          <w:iCs/>
+          <w:color w:val="auto"/>
+          <w:sz w:val="20"/>
+          <w:szCs w:val="20"/>
+          <w:lang w:val="en-US" w:eastAsia="zh-CN"/>
+        </w:rPr>
+        <w:t>diabetes mellitus and chronic kidney disease</w:t>
+      </w:r>
+      <w:r>
+        <w:rPr>
+          <w:rFonts w:hint="default" w:ascii="Times New Roman" w:hAnsi="Times New Roman" w:eastAsia="黑体" w:cs="Times New Roman"/>
+          <w:b w:val="0"/>
+          <w:bCs w:val="0"/>
+          <w:i/>
+          <w:iCs/>
+          <w:color w:val="auto"/>
+          <w:sz w:val="20"/>
+          <w:szCs w:val="20"/>
+          <w:lang w:val="en-US" w:eastAsia="zh-CN"/>
+        </w:rPr>
+        <w:t>".mi1,</w:t>
+      </w:r>
+    </w:p>
+    <w:p>
+      <w:pPr>
+        <w:rPr>
+          <w:rFonts w:hint="default" w:ascii="Times New Roman" w:hAnsi="Times New Roman" w:eastAsia="黑体" w:cs="Times New Roman"/>
+          <w:b w:val="0"/>
+          <w:bCs w:val="0"/>
+          <w:i/>
+          <w:iCs/>
+          <w:color w:val="auto"/>
+          <w:sz w:val="20"/>
+          <w:szCs w:val="20"/>
+          <w:lang w:val="en-US" w:eastAsia="zh-CN"/>
+        </w:rPr>
+      </w:pPr>
+      <w:r>
+        <w:rPr>
+          <w:rFonts w:hint="default" w:ascii="Times New Roman" w:hAnsi="Times New Roman" w:eastAsia="黑体" w:cs="Times New Roman"/>
+          <w:b w:val="0"/>
+          <w:bCs w:val="0"/>
+          <w:i/>
+          <w:iCs/>
+          <w:color w:val="auto"/>
+          <w:sz w:val="20"/>
+          <w:szCs w:val="20"/>
+          <w:lang w:val="en-US" w:eastAsia="zh-CN"/>
+        </w:rPr>
+        <w:t xml:space="preserve">    "</w:t>
+      </w:r>
+      <w:r>
+        <w:rPr>
+          <w:rFonts w:hint="eastAsia" w:ascii="Times New Roman" w:hAnsi="Times New Roman" w:eastAsia="黑体" w:cs="Times New Roman"/>
+          <w:b w:val="0"/>
+          <w:bCs w:val="0"/>
+          <w:i/>
+          <w:iCs/>
+          <w:color w:val="auto"/>
+          <w:sz w:val="20"/>
+          <w:szCs w:val="20"/>
+          <w:lang w:val="en-US" w:eastAsia="zh-CN"/>
+        </w:rPr>
+        <w:t>diabetes mellitus and chronic kidney disease</w:t>
+      </w:r>
+      <w:r>
+        <w:rPr>
+          <w:rFonts w:hint="default" w:ascii="Times New Roman" w:hAnsi="Times New Roman" w:eastAsia="黑体" w:cs="Times New Roman"/>
+          <w:b w:val="0"/>
+          <w:bCs w:val="0"/>
+          <w:i/>
+          <w:iCs/>
+          <w:color w:val="auto"/>
+          <w:sz w:val="20"/>
+          <w:szCs w:val="20"/>
+          <w:lang w:val="en-US" w:eastAsia="zh-CN"/>
+        </w:rPr>
+        <w:t>".chf1,</w:t>
+      </w:r>
+    </w:p>
+    <w:p>
+      <w:pPr>
+        <w:rPr>
+          <w:rFonts w:hint="default" w:ascii="Times New Roman" w:hAnsi="Times New Roman" w:eastAsia="黑体" w:cs="Times New Roman"/>
+          <w:b w:val="0"/>
+          <w:bCs w:val="0"/>
+          <w:i/>
+          <w:iCs/>
+          <w:color w:val="auto"/>
+          <w:sz w:val="20"/>
+          <w:szCs w:val="20"/>
+          <w:lang w:val="en-US" w:eastAsia="zh-CN"/>
+        </w:rPr>
+      </w:pPr>
+      <w:r>
+        <w:rPr>
+          <w:rFonts w:hint="default" w:ascii="Times New Roman" w:hAnsi="Times New Roman" w:eastAsia="黑体" w:cs="Times New Roman"/>
+          <w:b w:val="0"/>
+          <w:bCs w:val="0"/>
+          <w:i/>
+          <w:iCs/>
+          <w:color w:val="auto"/>
+          <w:sz w:val="20"/>
+          <w:szCs w:val="20"/>
+          <w:lang w:val="en-US" w:eastAsia="zh-CN"/>
+        </w:rPr>
+        <w:t xml:space="preserve">    "</w:t>
+      </w:r>
+      <w:r>
+        <w:rPr>
+          <w:rFonts w:hint="eastAsia" w:ascii="Times New Roman" w:hAnsi="Times New Roman" w:eastAsia="黑体" w:cs="Times New Roman"/>
+          <w:b w:val="0"/>
+          <w:bCs w:val="0"/>
+          <w:i/>
+          <w:iCs/>
+          <w:color w:val="auto"/>
+          <w:sz w:val="20"/>
+          <w:szCs w:val="20"/>
+          <w:lang w:val="en-US" w:eastAsia="zh-CN"/>
+        </w:rPr>
+        <w:t>diabetes mellitus and chronic kidney disease</w:t>
+      </w:r>
+      <w:r>
+        <w:rPr>
+          <w:rFonts w:hint="default" w:ascii="Times New Roman" w:hAnsi="Times New Roman" w:eastAsia="黑体" w:cs="Times New Roman"/>
+          <w:b w:val="0"/>
+          <w:bCs w:val="0"/>
+          <w:i/>
+          <w:iCs/>
+          <w:color w:val="auto"/>
+          <w:sz w:val="20"/>
+          <w:szCs w:val="20"/>
+          <w:lang w:val="en-US" w:eastAsia="zh-CN"/>
+        </w:rPr>
+        <w:t>".liver1,</w:t>
+      </w:r>
+    </w:p>
+    <w:p>
+      <w:pPr>
+        <w:rPr>
+          <w:rFonts w:hint="default" w:ascii="Times New Roman" w:hAnsi="Times New Roman" w:eastAsia="黑体" w:cs="Times New Roman"/>
+          <w:b w:val="0"/>
+          <w:bCs w:val="0"/>
+          <w:i/>
+          <w:iCs/>
+          <w:color w:val="auto"/>
+          <w:sz w:val="20"/>
+          <w:szCs w:val="20"/>
+          <w:lang w:val="en-US" w:eastAsia="zh-CN"/>
+        </w:rPr>
+      </w:pPr>
+      <w:r>
+        <w:rPr>
+          <w:rFonts w:hint="default" w:ascii="Times New Roman" w:hAnsi="Times New Roman" w:eastAsia="黑体" w:cs="Times New Roman"/>
+          <w:b w:val="0"/>
+          <w:bCs w:val="0"/>
+          <w:i/>
+          <w:iCs/>
+          <w:color w:val="auto"/>
+          <w:sz w:val="20"/>
+          <w:szCs w:val="20"/>
+          <w:lang w:val="en-US" w:eastAsia="zh-CN"/>
+        </w:rPr>
+        <w:t xml:space="preserve">    "albumin".albumin</w:t>
+      </w:r>
+    </w:p>
+    <w:p>
+      <w:pPr>
+        <w:rPr>
+          <w:rFonts w:hint="default" w:ascii="Times New Roman" w:hAnsi="Times New Roman" w:eastAsia="黑体" w:cs="Times New Roman"/>
+          <w:b w:val="0"/>
+          <w:bCs w:val="0"/>
+          <w:i/>
+          <w:iCs/>
+          <w:color w:val="auto"/>
+          <w:sz w:val="20"/>
+          <w:szCs w:val="20"/>
+          <w:lang w:val="en-US" w:eastAsia="zh-CN"/>
+        </w:rPr>
+      </w:pPr>
+      <w:r>
+        <w:rPr>
+          <w:rFonts w:hint="default" w:ascii="Times New Roman" w:hAnsi="Times New Roman" w:eastAsia="黑体" w:cs="Times New Roman"/>
+          <w:b w:val="0"/>
+          <w:bCs w:val="0"/>
+          <w:i/>
+          <w:iCs/>
+          <w:color w:val="auto"/>
+          <w:sz w:val="20"/>
+          <w:szCs w:val="20"/>
+          <w:lang w:val="en-US" w:eastAsia="zh-CN"/>
+        </w:rPr>
+        <w:t xml:space="preserve">   FROM ("</w:t>
+      </w:r>
+      <w:r>
+        <w:rPr>
+          <w:rFonts w:hint="eastAsia" w:ascii="Times New Roman" w:hAnsi="Times New Roman" w:eastAsia="黑体" w:cs="Times New Roman"/>
+          <w:b w:val="0"/>
+          <w:bCs w:val="0"/>
+          <w:i/>
+          <w:iCs/>
+          <w:color w:val="auto"/>
+          <w:sz w:val="20"/>
+          <w:szCs w:val="20"/>
+          <w:lang w:val="en-US" w:eastAsia="zh-CN"/>
+        </w:rPr>
+        <w:t>diabetes mellitus and chronic kidney disease</w:t>
+      </w:r>
+      <w:r>
+        <w:rPr>
+          <w:rFonts w:hint="default" w:ascii="Times New Roman" w:hAnsi="Times New Roman" w:eastAsia="黑体" w:cs="Times New Roman"/>
+          <w:b w:val="0"/>
+          <w:bCs w:val="0"/>
+          <w:i/>
+          <w:iCs/>
+          <w:color w:val="auto"/>
+          <w:sz w:val="20"/>
+          <w:szCs w:val="20"/>
+          <w:lang w:val="en-US" w:eastAsia="zh-CN"/>
+        </w:rPr>
+        <w:t>"</w:t>
+      </w:r>
+    </w:p>
+    <w:p>
+      <w:pPr>
+        <w:rPr>
+          <w:rFonts w:hint="default" w:ascii="Times New Roman" w:hAnsi="Times New Roman" w:eastAsia="黑体" w:cs="Times New Roman"/>
+          <w:b w:val="0"/>
+          <w:bCs w:val="0"/>
+          <w:i/>
+          <w:iCs/>
+          <w:color w:val="auto"/>
+          <w:sz w:val="20"/>
+          <w:szCs w:val="20"/>
+          <w:lang w:val="en-US" w:eastAsia="zh-CN"/>
+        </w:rPr>
+      </w:pPr>
+      <w:r>
+        <w:rPr>
+          <w:rFonts w:hint="default" w:ascii="Times New Roman" w:hAnsi="Times New Roman" w:eastAsia="黑体" w:cs="Times New Roman"/>
+          <w:b w:val="0"/>
+          <w:bCs w:val="0"/>
+          <w:i/>
+          <w:iCs/>
+          <w:color w:val="auto"/>
+          <w:sz w:val="20"/>
+          <w:szCs w:val="20"/>
+          <w:lang w:val="en-US" w:eastAsia="zh-CN"/>
+        </w:rPr>
+        <w:t xml:space="preserve">     LEFT JOIN "albumin" ON (("</w:t>
+      </w:r>
+      <w:r>
+        <w:rPr>
+          <w:rFonts w:hint="eastAsia" w:ascii="Times New Roman" w:hAnsi="Times New Roman" w:eastAsia="黑体" w:cs="Times New Roman"/>
+          <w:b w:val="0"/>
+          <w:bCs w:val="0"/>
+          <w:i/>
+          <w:iCs/>
+          <w:color w:val="auto"/>
+          <w:sz w:val="20"/>
+          <w:szCs w:val="20"/>
+          <w:lang w:val="en-US" w:eastAsia="zh-CN"/>
+        </w:rPr>
+        <w:t>diabetes mellitus and chronic kidney disease</w:t>
+      </w:r>
+      <w:r>
+        <w:rPr>
+          <w:rFonts w:hint="default" w:ascii="Times New Roman" w:hAnsi="Times New Roman" w:eastAsia="黑体" w:cs="Times New Roman"/>
+          <w:b w:val="0"/>
+          <w:bCs w:val="0"/>
+          <w:i/>
+          <w:iCs/>
+          <w:color w:val="auto"/>
+          <w:sz w:val="20"/>
+          <w:szCs w:val="20"/>
+          <w:lang w:val="en-US" w:eastAsia="zh-CN"/>
+        </w:rPr>
+        <w:t>".patientunitstayid = "albumin".patientunitstayid)))</w:t>
       </w:r>
     </w:p>
     <w:p>
